--- a/docs/CHS2t-user_manual.docx
+++ b/docs/CHS2t-user_manual.docx
@@ -954,21 +954,12 @@
               </w:rPr>
               <w:t>“</w:t>
             </w:r>
-            <w:proofErr w:type="spellStart"/>
-            <w:r>
-              <w:rPr>
-                <w:rFonts w:cs="Times New Roman"/>
-                <w:szCs w:val="24"/>
-              </w:rPr>
-              <w:t>Вспом</w:t>
-            </w:r>
-            <w:proofErr w:type="spellEnd"/>
-            <w:r>
-              <w:rPr>
-                <w:rFonts w:cs="Times New Roman"/>
-                <w:szCs w:val="24"/>
-              </w:rPr>
-              <w:t>. компрессор, жалюзи, подача песка</w:t>
+            <w:r>
+              <w:rPr>
+                <w:rFonts w:cs="Times New Roman"/>
+                <w:szCs w:val="24"/>
+              </w:rPr>
+              <w:t>Вспом. компрессор, жалюзи, подача песка</w:t>
             </w:r>
             <w:r>
               <w:rPr>
@@ -1734,7 +1725,6 @@
                 <w:lang w:val="en-US"/>
               </w:rPr>
             </w:pPr>
-            <w:proofErr w:type="gramStart"/>
             <w:r>
               <w:rPr>
                 <w:rFonts w:cs="Times New Roman"/>
@@ -1759,17 +1749,7 @@
                 <w:szCs w:val="28"/>
                 <w:lang w:val="en-US"/>
               </w:rPr>
-              <w:t xml:space="preserve"> |</w:t>
-            </w:r>
-            <w:proofErr w:type="gramEnd"/>
-            <w:r>
-              <w:rPr>
-                <w:rFonts w:cs="Times New Roman"/>
-                <w:sz w:val="28"/>
-                <w:szCs w:val="28"/>
-                <w:lang w:val="en-US"/>
-              </w:rPr>
-              <w:t xml:space="preserve">  S</w:t>
+              <w:t xml:space="preserve"> |  S</w:t>
             </w:r>
           </w:p>
         </w:tc>
@@ -2096,21 +2076,7 @@
               <w:rPr>
                 <w:szCs w:val="24"/>
               </w:rPr>
-              <w:t xml:space="preserve"> (</w:t>
-            </w:r>
-            <w:proofErr w:type="spellStart"/>
-            <w:r>
-              <w:rPr>
-                <w:szCs w:val="24"/>
-              </w:rPr>
-              <w:t>автоматич</w:t>
-            </w:r>
-            <w:proofErr w:type="spellEnd"/>
-            <w:r>
-              <w:rPr>
-                <w:szCs w:val="24"/>
-              </w:rPr>
-              <w:t>. н</w:t>
+              <w:t xml:space="preserve"> (автоматич. н</w:t>
             </w:r>
             <w:r>
               <w:rPr>
@@ -2426,17 +2392,7 @@
                 <w:szCs w:val="28"/>
                 <w:lang w:val="en-US"/>
               </w:rPr>
-              <w:t>&gt; (</w:t>
-            </w:r>
-            <w:proofErr w:type="gramStart"/>
-            <w:r>
-              <w:rPr>
-                <w:rFonts w:cs="Times New Roman"/>
-                <w:sz w:val="28"/>
-                <w:szCs w:val="28"/>
-                <w:lang w:val="en-US"/>
-              </w:rPr>
-              <w:t>ю)</w:t>
+              <w:t>&gt; (ю)</w:t>
             </w:r>
             <w:r>
               <w:rPr>
@@ -2456,7 +2412,6 @@
               </w:rPr>
               <w:t xml:space="preserve"> |</w:t>
             </w:r>
-            <w:proofErr w:type="gramEnd"/>
             <w:r>
               <w:rPr>
                 <w:rFonts w:cs="Times New Roman"/>
@@ -2994,7 +2949,6 @@
               </w:rPr>
               <w:t xml:space="preserve"> </w:t>
             </w:r>
-            <w:proofErr w:type="spellStart"/>
             <w:r>
               <w:rPr>
                 <w:rFonts w:cs="Times New Roman"/>
@@ -3003,7 +2957,6 @@
               </w:rPr>
               <w:t>Backspace</w:t>
             </w:r>
-            <w:proofErr w:type="spellEnd"/>
           </w:p>
         </w:tc>
         <w:tc>
@@ -3056,23 +3009,7 @@
                 <w:rFonts w:cs="Times New Roman"/>
                 <w:szCs w:val="24"/>
               </w:rPr>
-              <w:t xml:space="preserve">Комбинированный кран </w:t>
-            </w:r>
-            <w:proofErr w:type="spellStart"/>
-            <w:r>
-              <w:rPr>
-                <w:rFonts w:cs="Times New Roman"/>
-                <w:szCs w:val="24"/>
-              </w:rPr>
-              <w:t>усл</w:t>
-            </w:r>
-            <w:proofErr w:type="spellEnd"/>
-            <w:r>
-              <w:rPr>
-                <w:rFonts w:cs="Times New Roman"/>
-                <w:szCs w:val="24"/>
-              </w:rPr>
-              <w:t>. № 114</w:t>
+              <w:t>Комбинированный кран усл. № 114</w:t>
             </w:r>
           </w:p>
         </w:tc>
@@ -3169,23 +3106,7 @@
                 <w:rFonts w:cs="Times New Roman"/>
                 <w:szCs w:val="24"/>
               </w:rPr>
-              <w:t xml:space="preserve">Кран машиниста </w:t>
-            </w:r>
-            <w:proofErr w:type="spellStart"/>
-            <w:r>
-              <w:rPr>
-                <w:rFonts w:cs="Times New Roman"/>
-                <w:szCs w:val="24"/>
-              </w:rPr>
-              <w:t>усл</w:t>
-            </w:r>
-            <w:proofErr w:type="spellEnd"/>
-            <w:r>
-              <w:rPr>
-                <w:rFonts w:cs="Times New Roman"/>
-                <w:szCs w:val="24"/>
-              </w:rPr>
-              <w:t>. № 395</w:t>
+              <w:t>Кран машиниста усл. № 395</w:t>
             </w:r>
           </w:p>
         </w:tc>
@@ -3206,7 +3127,6 @@
                 <w:lang w:val="en-US"/>
               </w:rPr>
             </w:pPr>
-            <w:proofErr w:type="gramStart"/>
             <w:r>
               <w:rPr>
                 <w:rFonts w:cs="Times New Roman"/>
@@ -3216,7 +3136,6 @@
               </w:rPr>
               <w:t>‘ (</w:t>
             </w:r>
-            <w:proofErr w:type="gramEnd"/>
             <w:r>
               <w:rPr>
                 <w:rFonts w:cs="Times New Roman"/>
@@ -3527,21 +3446,12 @@
                 <w:szCs w:val="24"/>
               </w:rPr>
             </w:pPr>
-            <w:proofErr w:type="spellStart"/>
-            <w:r>
-              <w:rPr>
-                <w:rFonts w:cs="Times New Roman"/>
-                <w:szCs w:val="24"/>
-              </w:rPr>
-              <w:t>Перекрыша</w:t>
-            </w:r>
-            <w:proofErr w:type="spellEnd"/>
-            <w:r>
-              <w:rPr>
-                <w:rFonts w:cs="Times New Roman"/>
-                <w:szCs w:val="24"/>
-              </w:rPr>
-              <w:t xml:space="preserve"> без питания утечек</w:t>
+            <w:r>
+              <w:rPr>
+                <w:rFonts w:cs="Times New Roman"/>
+                <w:szCs w:val="24"/>
+              </w:rPr>
+              <w:t>Перекрыша без питания утечек</w:t>
             </w:r>
           </w:p>
         </w:tc>
@@ -3606,21 +3516,12 @@
                 <w:szCs w:val="24"/>
               </w:rPr>
             </w:pPr>
-            <w:proofErr w:type="spellStart"/>
-            <w:r>
-              <w:rPr>
-                <w:rFonts w:cs="Times New Roman"/>
-                <w:szCs w:val="24"/>
-              </w:rPr>
-              <w:t>Перкрыша</w:t>
-            </w:r>
-            <w:proofErr w:type="spellEnd"/>
-            <w:r>
-              <w:rPr>
-                <w:rFonts w:cs="Times New Roman"/>
-                <w:szCs w:val="24"/>
-              </w:rPr>
-              <w:t xml:space="preserve"> с питанием утечек </w:t>
+            <w:r>
+              <w:rPr>
+                <w:rFonts w:cs="Times New Roman"/>
+                <w:szCs w:val="24"/>
+              </w:rPr>
+              <w:t xml:space="preserve">Перкрыша с питанием утечек </w:t>
             </w:r>
           </w:p>
         </w:tc>
@@ -3669,17 +3570,8 @@
                 <w:rFonts w:cs="Times New Roman"/>
                 <w:szCs w:val="24"/>
               </w:rPr>
-              <w:t xml:space="preserve">Положение </w:t>
-            </w:r>
-            <w:proofErr w:type="spellStart"/>
-            <w:r>
-              <w:rPr>
-                <w:rFonts w:cs="Times New Roman"/>
-                <w:szCs w:val="24"/>
-              </w:rPr>
-              <w:t>Va</w:t>
-            </w:r>
-            <w:proofErr w:type="spellEnd"/>
+              <w:t>Положение Va</w:t>
+            </w:r>
           </w:p>
         </w:tc>
         <w:tc>
@@ -3866,23 +3758,7 @@
                 <w:rFonts w:cs="Times New Roman"/>
                 <w:szCs w:val="24"/>
               </w:rPr>
-              <w:t xml:space="preserve">Кран вспомогательного тормоза </w:t>
-            </w:r>
-            <w:proofErr w:type="spellStart"/>
-            <w:r>
-              <w:rPr>
-                <w:rFonts w:cs="Times New Roman"/>
-                <w:szCs w:val="24"/>
-              </w:rPr>
-              <w:t>усл</w:t>
-            </w:r>
-            <w:proofErr w:type="spellEnd"/>
-            <w:r>
-              <w:rPr>
-                <w:rFonts w:cs="Times New Roman"/>
-                <w:szCs w:val="24"/>
-              </w:rPr>
-              <w:t>. №</w:t>
+              <w:t>Кран вспомогательного тормоза усл. №</w:t>
             </w:r>
             <w:r>
               <w:rPr>
@@ -3926,7 +3802,6 @@
               </w:rPr>
               <w:t>] (</w:t>
             </w:r>
-            <w:proofErr w:type="gramStart"/>
             <w:r>
               <w:rPr>
                 <w:rFonts w:cs="Times New Roman"/>
@@ -3968,17 +3843,7 @@
                 <w:szCs w:val="28"/>
                 <w:lang w:val="en-US"/>
               </w:rPr>
-              <w:t>|</w:t>
-            </w:r>
-            <w:proofErr w:type="gramEnd"/>
-            <w:r>
-              <w:rPr>
-                <w:rFonts w:cs="Times New Roman"/>
-                <w:sz w:val="28"/>
-                <w:szCs w:val="28"/>
-                <w:lang w:val="en-US"/>
-              </w:rPr>
-              <w:t xml:space="preserve">  </w:t>
+              <w:t xml:space="preserve">|  </w:t>
             </w:r>
             <w:r>
               <w:rPr>
@@ -4384,7 +4249,7 @@
                 <w:rFonts w:cs="Times New Roman"/>
                 <w:szCs w:val="24"/>
               </w:rPr>
-              <w:t xml:space="preserve"> МПа)</w:t>
+              <w:t xml:space="preserve"> МПа</w:t>
             </w:r>
           </w:p>
         </w:tc>
@@ -4510,23 +4375,7 @@
                 <w:rFonts w:cs="Times New Roman"/>
                 <w:szCs w:val="24"/>
               </w:rPr>
-              <w:t xml:space="preserve">Электропневматический клапан автостопа </w:t>
-            </w:r>
-            <w:proofErr w:type="spellStart"/>
-            <w:r>
-              <w:rPr>
-                <w:rFonts w:cs="Times New Roman"/>
-                <w:szCs w:val="24"/>
-              </w:rPr>
-              <w:t>усл</w:t>
-            </w:r>
-            <w:proofErr w:type="spellEnd"/>
-            <w:r>
-              <w:rPr>
-                <w:rFonts w:cs="Times New Roman"/>
-                <w:szCs w:val="24"/>
-              </w:rPr>
-              <w:t>. № 150</w:t>
+              <w:t>Электропневматический клапан автостопа усл. № 150</w:t>
             </w:r>
           </w:p>
         </w:tc>
@@ -4840,25 +4689,7 @@
           <w:sz w:val="28"/>
           <w:szCs w:val="28"/>
         </w:rPr>
-        <w:t xml:space="preserve">последовательное соединение (С) – промежуточные № </w:t>
-      </w:r>
-      <w:proofErr w:type="gramStart"/>
-      <w:r>
-        <w:rPr>
-          <w:rFonts w:cs="Times New Roman"/>
-          <w:sz w:val="28"/>
-          <w:szCs w:val="28"/>
-        </w:rPr>
-        <w:t>1..</w:t>
-      </w:r>
-      <w:proofErr w:type="gramEnd"/>
-      <w:r>
-        <w:rPr>
-          <w:rFonts w:cs="Times New Roman"/>
-          <w:sz w:val="28"/>
-          <w:szCs w:val="28"/>
-        </w:rPr>
-        <w:t>19 и ходовая № 20;</w:t>
+        <w:t>последовательное соединение (С) – промежуточные № 1..19 и ходовая № 20;</w:t>
       </w:r>
     </w:p>
     <w:p>
@@ -4894,7 +4725,6 @@
         </w:rPr>
         <w:t xml:space="preserve"> промежуточные № </w:t>
       </w:r>
-      <w:proofErr w:type="gramStart"/>
       <w:r>
         <w:rPr>
           <w:rFonts w:cs="Times New Roman"/>
@@ -4911,7 +4741,6 @@
         </w:rPr>
         <w:t>..</w:t>
       </w:r>
-      <w:proofErr w:type="gramEnd"/>
       <w:r>
         <w:rPr>
           <w:rFonts w:cs="Times New Roman"/>
@@ -5005,7 +4834,6 @@
         </w:rPr>
         <w:t xml:space="preserve"> промежуточные № </w:t>
       </w:r>
-      <w:proofErr w:type="gramStart"/>
       <w:r>
         <w:rPr>
           <w:rFonts w:cs="Times New Roman"/>
@@ -5022,7 +4850,6 @@
         </w:rPr>
         <w:t>..</w:t>
       </w:r>
-      <w:proofErr w:type="gramEnd"/>
       <w:r>
         <w:rPr>
           <w:rFonts w:cs="Times New Roman"/>
@@ -5063,25 +4890,7 @@
           <w:sz w:val="28"/>
           <w:szCs w:val="28"/>
         </w:rPr>
-        <w:t xml:space="preserve">На ходовых позициях в силовых цепях не участвуют </w:t>
-      </w:r>
-      <w:proofErr w:type="spellStart"/>
-      <w:r>
-        <w:rPr>
-          <w:rFonts w:cs="Times New Roman"/>
-          <w:sz w:val="28"/>
-          <w:szCs w:val="28"/>
-        </w:rPr>
-        <w:t>пуско</w:t>
-      </w:r>
-      <w:proofErr w:type="spellEnd"/>
-      <w:r>
-        <w:rPr>
-          <w:rFonts w:cs="Times New Roman"/>
-          <w:sz w:val="28"/>
-          <w:szCs w:val="28"/>
-        </w:rPr>
-        <w:t>-тормозные резисторы, поэтому только на них возможна длительная езда; на этих позициях доступно ослабление возбуждения двигателей для увеличения максимальной скорости.</w:t>
+        <w:t>На ходовых позициях в силовых цепях не участвуют пуско-тормозные резисторы, поэтому только на них возможна длительная езда; на этих позициях доступно ослабление возбуждения двигателей для увеличения максимальной скорости.</w:t>
       </w:r>
     </w:p>
     <w:p>
@@ -5768,43 +5577,7 @@
           <w:sz w:val="28"/>
           <w:szCs w:val="28"/>
         </w:rPr>
-        <w:t xml:space="preserve">Подготовить жалюзи охлаждения </w:t>
-      </w:r>
-      <w:proofErr w:type="spellStart"/>
-      <w:r>
-        <w:rPr>
-          <w:rFonts w:cs="Times New Roman"/>
-          <w:sz w:val="28"/>
-          <w:szCs w:val="28"/>
-        </w:rPr>
-        <w:t>пуско</w:t>
-      </w:r>
-      <w:proofErr w:type="spellEnd"/>
-      <w:r>
-        <w:rPr>
-          <w:rFonts w:cs="Times New Roman"/>
-          <w:sz w:val="28"/>
-          <w:szCs w:val="28"/>
-        </w:rPr>
-        <w:t>-тормозных резисторов: установить переключатель «</w:t>
-      </w:r>
-      <w:proofErr w:type="spellStart"/>
-      <w:r>
-        <w:rPr>
-          <w:rFonts w:cs="Times New Roman"/>
-          <w:sz w:val="28"/>
-          <w:szCs w:val="28"/>
-        </w:rPr>
-        <w:t>Вспом.компрессор</w:t>
-      </w:r>
-      <w:proofErr w:type="spellEnd"/>
-      <w:r>
-        <w:rPr>
-          <w:rFonts w:cs="Times New Roman"/>
-          <w:sz w:val="28"/>
-          <w:szCs w:val="28"/>
-        </w:rPr>
-        <w:t>, жалюзи, п</w:t>
+        <w:t>Подготовить жалюзи охлаждения пуско-тормозных резисторов: установить переключатель «Вспом.компрессор, жалюзи, п</w:t>
       </w:r>
       <w:r>
         <w:rPr>

--- a/docs/CHS2t-user_manual.docx
+++ b/docs/CHS2t-user_manual.docx
@@ -1,6 +1,6 @@
 
 <file path=word/document.xml><?xml version="1.0" encoding="utf-8"?>
-<w:document xmlns:wpc="http://schemas.microsoft.com/office/word/2010/wordprocessingCanvas" xmlns:cx="http://schemas.microsoft.com/office/drawing/2014/chartex" xmlns:cx1="http://schemas.microsoft.com/office/drawing/2015/9/8/chartex" xmlns:cx2="http://schemas.microsoft.com/office/drawing/2015/10/21/chartex" xmlns:cx3="http://schemas.microsoft.com/office/drawing/2016/5/9/chartex" xmlns:cx4="http://schemas.microsoft.com/office/drawing/2016/5/10/chartex" xmlns:cx5="http://schemas.microsoft.com/office/drawing/2016/5/11/chartex" xmlns:cx6="http://schemas.microsoft.com/office/drawing/2016/5/12/chartex" xmlns:cx7="http://schemas.microsoft.com/office/drawing/2016/5/13/chartex" xmlns:cx8="http://schemas.microsoft.com/office/drawing/2016/5/14/chartex" xmlns:mc="http://schemas.openxmlformats.org/markup-compatibility/2006" xmlns:aink="http://schemas.microsoft.com/office/drawing/2016/ink" xmlns:am3d="http://schemas.microsoft.com/office/drawing/2017/model3d" xmlns:o="urn:schemas-microsoft-com:office:office" xmlns:r="http://schemas.openxmlformats.org/officeDocument/2006/relationships" xmlns:m="http://schemas.openxmlformats.org/officeDocument/2006/math" xmlns:v="urn:schemas-microsoft-com:vml" xmlns:wp14="http://schemas.microsoft.com/office/word/2010/wordprocessingDrawing" xmlns:wp="http://schemas.openxmlformats.org/drawingml/2006/wordprocessingDrawing" xmlns:w10="urn:schemas-microsoft-com:office:word" xmlns:w="http://schemas.openxmlformats.org/wordprocessingml/2006/main" xmlns:w14="http://schemas.microsoft.com/office/word/2010/wordml" xmlns:w15="http://schemas.microsoft.com/office/word/2012/wordml" xmlns:w16cex="http://schemas.microsoft.com/office/word/2018/wordml/cex" xmlns:w16cid="http://schemas.microsoft.com/office/word/2016/wordml/cid" xmlns:w16="http://schemas.microsoft.com/office/word/2018/wordml" xmlns:w16sdtdh="http://schemas.microsoft.com/office/word/2020/wordml/sdtdatahash" xmlns:w16se="http://schemas.microsoft.com/office/word/2015/wordml/symex" xmlns:wpg="http://schemas.microsoft.com/office/word/2010/wordprocessingGroup" xmlns:wpi="http://schemas.microsoft.com/office/word/2010/wordprocessingInk" xmlns:wne="http://schemas.microsoft.com/office/word/2006/wordml" xmlns:wps="http://schemas.microsoft.com/office/word/2010/wordprocessingShape" mc:Ignorable="w14 w15 w16se w16cid w16 w16cex w16sdtdh wp14">
+<w:document xmlns:wpc="http://schemas.microsoft.com/office/word/2010/wordprocessingCanvas" xmlns:cx="http://schemas.microsoft.com/office/drawing/2014/chartex" xmlns:mc="http://schemas.openxmlformats.org/markup-compatibility/2006" xmlns:o="urn:schemas-microsoft-com:office:office" xmlns:r="http://schemas.openxmlformats.org/officeDocument/2006/relationships" xmlns:m="http://schemas.openxmlformats.org/officeDocument/2006/math" xmlns:v="urn:schemas-microsoft-com:vml" xmlns:wp14="http://schemas.microsoft.com/office/word/2010/wordprocessingDrawing" xmlns:wp="http://schemas.openxmlformats.org/drawingml/2006/wordprocessingDrawing" xmlns:w10="urn:schemas-microsoft-com:office:word" xmlns:w="http://schemas.openxmlformats.org/wordprocessingml/2006/main" xmlns:w14="http://schemas.microsoft.com/office/word/2010/wordml" xmlns:w15="http://schemas.microsoft.com/office/word/2012/wordml" xmlns:w16se="http://schemas.microsoft.com/office/word/2015/wordml/symex" xmlns:wpg="http://schemas.microsoft.com/office/word/2010/wordprocessingGroup" xmlns:wpi="http://schemas.microsoft.com/office/word/2010/wordprocessingInk" xmlns:wne="http://schemas.microsoft.com/office/word/2006/wordml" xmlns:wps="http://schemas.microsoft.com/office/word/2010/wordprocessingShape" mc:Ignorable="w14 w15 w16se wp14">
   <w:body>
     <w:p>
       <w:pPr>
@@ -692,13 +692,23 @@
                 <w:lang w:val="en-US"/>
               </w:rPr>
             </w:pPr>
-            <w:r>
-              <w:rPr>
-                <w:rFonts w:cs="Times New Roman"/>
-                <w:sz w:val="28"/>
-                <w:szCs w:val="28"/>
-              </w:rPr>
-              <w:t xml:space="preserve">Shift + </w:t>
+            <w:proofErr w:type="spellStart"/>
+            <w:r>
+              <w:rPr>
+                <w:rFonts w:cs="Times New Roman"/>
+                <w:sz w:val="28"/>
+                <w:szCs w:val="28"/>
+              </w:rPr>
+              <w:t>Shift</w:t>
+            </w:r>
+            <w:proofErr w:type="spellEnd"/>
+            <w:r>
+              <w:rPr>
+                <w:rFonts w:cs="Times New Roman"/>
+                <w:sz w:val="28"/>
+                <w:szCs w:val="28"/>
+              </w:rPr>
+              <w:t xml:space="preserve"> + </w:t>
             </w:r>
             <w:r>
               <w:rPr>
@@ -715,7 +725,25 @@
                 <w:sz w:val="28"/>
                 <w:szCs w:val="28"/>
               </w:rPr>
-              <w:t xml:space="preserve"> | Ctrl + </w:t>
+              <w:t xml:space="preserve"> | </w:t>
+            </w:r>
+            <w:proofErr w:type="spellStart"/>
+            <w:r>
+              <w:rPr>
+                <w:rFonts w:cs="Times New Roman"/>
+                <w:sz w:val="28"/>
+                <w:szCs w:val="28"/>
+              </w:rPr>
+              <w:t>Ctrl</w:t>
+            </w:r>
+            <w:proofErr w:type="spellEnd"/>
+            <w:r>
+              <w:rPr>
+                <w:rFonts w:cs="Times New Roman"/>
+                <w:sz w:val="28"/>
+                <w:szCs w:val="28"/>
+              </w:rPr>
+              <w:t xml:space="preserve"> + </w:t>
             </w:r>
             <w:r>
               <w:rPr>
@@ -788,13 +816,23 @@
                 <w:lang w:val="en-US"/>
               </w:rPr>
             </w:pPr>
-            <w:r>
-              <w:rPr>
-                <w:rFonts w:cs="Times New Roman"/>
-                <w:sz w:val="28"/>
-                <w:szCs w:val="28"/>
-              </w:rPr>
-              <w:t xml:space="preserve">Shift + </w:t>
+            <w:proofErr w:type="spellStart"/>
+            <w:r>
+              <w:rPr>
+                <w:rFonts w:cs="Times New Roman"/>
+                <w:sz w:val="28"/>
+                <w:szCs w:val="28"/>
+              </w:rPr>
+              <w:t>Shift</w:t>
+            </w:r>
+            <w:proofErr w:type="spellEnd"/>
+            <w:r>
+              <w:rPr>
+                <w:rFonts w:cs="Times New Roman"/>
+                <w:sz w:val="28"/>
+                <w:szCs w:val="28"/>
+              </w:rPr>
+              <w:t xml:space="preserve"> + </w:t>
             </w:r>
             <w:r>
               <w:rPr>
@@ -811,7 +849,25 @@
                 <w:sz w:val="28"/>
                 <w:szCs w:val="28"/>
               </w:rPr>
-              <w:t xml:space="preserve"> | Ctrl + </w:t>
+              <w:t xml:space="preserve"> | </w:t>
+            </w:r>
+            <w:proofErr w:type="spellStart"/>
+            <w:r>
+              <w:rPr>
+                <w:rFonts w:cs="Times New Roman"/>
+                <w:sz w:val="28"/>
+                <w:szCs w:val="28"/>
+              </w:rPr>
+              <w:t>Ctrl</w:t>
+            </w:r>
+            <w:proofErr w:type="spellEnd"/>
+            <w:r>
+              <w:rPr>
+                <w:rFonts w:cs="Times New Roman"/>
+                <w:sz w:val="28"/>
+                <w:szCs w:val="28"/>
+              </w:rPr>
+              <w:t xml:space="preserve"> + </w:t>
             </w:r>
             <w:r>
               <w:rPr>
@@ -891,13 +947,23 @@
                 <w:lang w:val="en-US"/>
               </w:rPr>
             </w:pPr>
-            <w:r>
-              <w:rPr>
-                <w:rFonts w:cs="Times New Roman"/>
-                <w:sz w:val="28"/>
-                <w:szCs w:val="28"/>
-              </w:rPr>
-              <w:t xml:space="preserve">Shift + </w:t>
+            <w:proofErr w:type="spellStart"/>
+            <w:r>
+              <w:rPr>
+                <w:rFonts w:cs="Times New Roman"/>
+                <w:sz w:val="28"/>
+                <w:szCs w:val="28"/>
+              </w:rPr>
+              <w:t>Shift</w:t>
+            </w:r>
+            <w:proofErr w:type="spellEnd"/>
+            <w:r>
+              <w:rPr>
+                <w:rFonts w:cs="Times New Roman"/>
+                <w:sz w:val="28"/>
+                <w:szCs w:val="28"/>
+              </w:rPr>
+              <w:t xml:space="preserve"> + </w:t>
             </w:r>
             <w:r>
               <w:rPr>
@@ -914,7 +980,25 @@
                 <w:sz w:val="28"/>
                 <w:szCs w:val="28"/>
               </w:rPr>
-              <w:t xml:space="preserve"> | Ctrl + </w:t>
+              <w:t xml:space="preserve"> | </w:t>
+            </w:r>
+            <w:proofErr w:type="spellStart"/>
+            <w:r>
+              <w:rPr>
+                <w:rFonts w:cs="Times New Roman"/>
+                <w:sz w:val="28"/>
+                <w:szCs w:val="28"/>
+              </w:rPr>
+              <w:t>Ctrl</w:t>
+            </w:r>
+            <w:proofErr w:type="spellEnd"/>
+            <w:r>
+              <w:rPr>
+                <w:rFonts w:cs="Times New Roman"/>
+                <w:sz w:val="28"/>
+                <w:szCs w:val="28"/>
+              </w:rPr>
+              <w:t xml:space="preserve"> + </w:t>
             </w:r>
             <w:r>
               <w:rPr>
@@ -954,12 +1038,21 @@
               </w:rPr>
               <w:t>“</w:t>
             </w:r>
-            <w:r>
-              <w:rPr>
-                <w:rFonts w:cs="Times New Roman"/>
-                <w:szCs w:val="24"/>
-              </w:rPr>
-              <w:t>Вспом. компрессор, жалюзи, подача песка</w:t>
+            <w:proofErr w:type="spellStart"/>
+            <w:r>
+              <w:rPr>
+                <w:rFonts w:cs="Times New Roman"/>
+                <w:szCs w:val="24"/>
+              </w:rPr>
+              <w:t>Вспом</w:t>
+            </w:r>
+            <w:proofErr w:type="spellEnd"/>
+            <w:r>
+              <w:rPr>
+                <w:rFonts w:cs="Times New Roman"/>
+                <w:szCs w:val="24"/>
+              </w:rPr>
+              <w:t>. компрессор, жалюзи, подача песка</w:t>
             </w:r>
             <w:r>
               <w:rPr>
@@ -987,13 +1080,23 @@
                 <w:lang w:val="en-US"/>
               </w:rPr>
             </w:pPr>
-            <w:r>
-              <w:rPr>
-                <w:rFonts w:cs="Times New Roman"/>
-                <w:sz w:val="28"/>
-                <w:szCs w:val="28"/>
-              </w:rPr>
-              <w:t xml:space="preserve">Shift + </w:t>
+            <w:proofErr w:type="spellStart"/>
+            <w:r>
+              <w:rPr>
+                <w:rFonts w:cs="Times New Roman"/>
+                <w:sz w:val="28"/>
+                <w:szCs w:val="28"/>
+              </w:rPr>
+              <w:t>Shift</w:t>
+            </w:r>
+            <w:proofErr w:type="spellEnd"/>
+            <w:r>
+              <w:rPr>
+                <w:rFonts w:cs="Times New Roman"/>
+                <w:sz w:val="28"/>
+                <w:szCs w:val="28"/>
+              </w:rPr>
+              <w:t xml:space="preserve"> + </w:t>
             </w:r>
             <w:r>
               <w:rPr>
@@ -1010,7 +1113,25 @@
                 <w:sz w:val="28"/>
                 <w:szCs w:val="28"/>
               </w:rPr>
-              <w:t xml:space="preserve"> | Ctrl + </w:t>
+              <w:t xml:space="preserve"> | </w:t>
+            </w:r>
+            <w:proofErr w:type="spellStart"/>
+            <w:r>
+              <w:rPr>
+                <w:rFonts w:cs="Times New Roman"/>
+                <w:sz w:val="28"/>
+                <w:szCs w:val="28"/>
+              </w:rPr>
+              <w:t>Ctrl</w:t>
+            </w:r>
+            <w:proofErr w:type="spellEnd"/>
+            <w:r>
+              <w:rPr>
+                <w:rFonts w:cs="Times New Roman"/>
+                <w:sz w:val="28"/>
+                <w:szCs w:val="28"/>
+              </w:rPr>
+              <w:t xml:space="preserve"> + </w:t>
             </w:r>
             <w:r>
               <w:rPr>
@@ -1097,13 +1218,23 @@
                 <w:lang w:val="en-US"/>
               </w:rPr>
             </w:pPr>
-            <w:r>
-              <w:rPr>
-                <w:rFonts w:cs="Times New Roman"/>
-                <w:sz w:val="28"/>
-                <w:szCs w:val="28"/>
-              </w:rPr>
-              <w:t xml:space="preserve">Shift + </w:t>
+            <w:proofErr w:type="spellStart"/>
+            <w:r>
+              <w:rPr>
+                <w:rFonts w:cs="Times New Roman"/>
+                <w:sz w:val="28"/>
+                <w:szCs w:val="28"/>
+              </w:rPr>
+              <w:t>Shift</w:t>
+            </w:r>
+            <w:proofErr w:type="spellEnd"/>
+            <w:r>
+              <w:rPr>
+                <w:rFonts w:cs="Times New Roman"/>
+                <w:sz w:val="28"/>
+                <w:szCs w:val="28"/>
+              </w:rPr>
+              <w:t xml:space="preserve"> + </w:t>
             </w:r>
             <w:r>
               <w:rPr>
@@ -1120,7 +1251,25 @@
                 <w:sz w:val="28"/>
                 <w:szCs w:val="28"/>
               </w:rPr>
-              <w:t xml:space="preserve"> | Ctrl + </w:t>
+              <w:t xml:space="preserve"> | </w:t>
+            </w:r>
+            <w:proofErr w:type="spellStart"/>
+            <w:r>
+              <w:rPr>
+                <w:rFonts w:cs="Times New Roman"/>
+                <w:sz w:val="28"/>
+                <w:szCs w:val="28"/>
+              </w:rPr>
+              <w:t>Ctrl</w:t>
+            </w:r>
+            <w:proofErr w:type="spellEnd"/>
+            <w:r>
+              <w:rPr>
+                <w:rFonts w:cs="Times New Roman"/>
+                <w:sz w:val="28"/>
+                <w:szCs w:val="28"/>
+              </w:rPr>
+              <w:t xml:space="preserve"> + </w:t>
             </w:r>
             <w:r>
               <w:rPr>
@@ -1179,13 +1328,23 @@
                 <w:lang w:val="en-US"/>
               </w:rPr>
             </w:pPr>
-            <w:r>
-              <w:rPr>
-                <w:rFonts w:cs="Times New Roman"/>
-                <w:sz w:val="28"/>
-                <w:szCs w:val="28"/>
-              </w:rPr>
-              <w:t xml:space="preserve">Shift + </w:t>
+            <w:proofErr w:type="spellStart"/>
+            <w:r>
+              <w:rPr>
+                <w:rFonts w:cs="Times New Roman"/>
+                <w:sz w:val="28"/>
+                <w:szCs w:val="28"/>
+              </w:rPr>
+              <w:t>Shift</w:t>
+            </w:r>
+            <w:proofErr w:type="spellEnd"/>
+            <w:r>
+              <w:rPr>
+                <w:rFonts w:cs="Times New Roman"/>
+                <w:sz w:val="28"/>
+                <w:szCs w:val="28"/>
+              </w:rPr>
+              <w:t xml:space="preserve"> + </w:t>
             </w:r>
             <w:r>
               <w:rPr>
@@ -1202,7 +1361,25 @@
                 <w:sz w:val="28"/>
                 <w:szCs w:val="28"/>
               </w:rPr>
-              <w:t xml:space="preserve"> | Ctrl + </w:t>
+              <w:t xml:space="preserve"> | </w:t>
+            </w:r>
+            <w:proofErr w:type="spellStart"/>
+            <w:r>
+              <w:rPr>
+                <w:rFonts w:cs="Times New Roman"/>
+                <w:sz w:val="28"/>
+                <w:szCs w:val="28"/>
+              </w:rPr>
+              <w:t>Ctrl</w:t>
+            </w:r>
+            <w:proofErr w:type="spellEnd"/>
+            <w:r>
+              <w:rPr>
+                <w:rFonts w:cs="Times New Roman"/>
+                <w:sz w:val="28"/>
+                <w:szCs w:val="28"/>
+              </w:rPr>
+              <w:t xml:space="preserve"> + </w:t>
             </w:r>
             <w:r>
               <w:rPr>
@@ -1289,13 +1466,23 @@
                 <w:lang w:val="en-US"/>
               </w:rPr>
             </w:pPr>
-            <w:r>
-              <w:rPr>
-                <w:rFonts w:cs="Times New Roman"/>
-                <w:sz w:val="28"/>
-                <w:szCs w:val="28"/>
-              </w:rPr>
-              <w:t xml:space="preserve">Shift + </w:t>
+            <w:proofErr w:type="spellStart"/>
+            <w:r>
+              <w:rPr>
+                <w:rFonts w:cs="Times New Roman"/>
+                <w:sz w:val="28"/>
+                <w:szCs w:val="28"/>
+              </w:rPr>
+              <w:t>Shift</w:t>
+            </w:r>
+            <w:proofErr w:type="spellEnd"/>
+            <w:r>
+              <w:rPr>
+                <w:rFonts w:cs="Times New Roman"/>
+                <w:sz w:val="28"/>
+                <w:szCs w:val="28"/>
+              </w:rPr>
+              <w:t xml:space="preserve"> + </w:t>
             </w:r>
             <w:r>
               <w:rPr>
@@ -1312,7 +1499,25 @@
                 <w:sz w:val="28"/>
                 <w:szCs w:val="28"/>
               </w:rPr>
-              <w:t xml:space="preserve"> | Ctrl + </w:t>
+              <w:t xml:space="preserve"> | </w:t>
+            </w:r>
+            <w:proofErr w:type="spellStart"/>
+            <w:r>
+              <w:rPr>
+                <w:rFonts w:cs="Times New Roman"/>
+                <w:sz w:val="28"/>
+                <w:szCs w:val="28"/>
+              </w:rPr>
+              <w:t>Ctrl</w:t>
+            </w:r>
+            <w:proofErr w:type="spellEnd"/>
+            <w:r>
+              <w:rPr>
+                <w:rFonts w:cs="Times New Roman"/>
+                <w:sz w:val="28"/>
+                <w:szCs w:val="28"/>
+              </w:rPr>
+              <w:t xml:space="preserve"> + </w:t>
             </w:r>
             <w:r>
               <w:rPr>
@@ -1485,13 +1690,23 @@
                 <w:szCs w:val="28"/>
               </w:rPr>
             </w:pPr>
-            <w:r>
-              <w:rPr>
-                <w:rFonts w:cs="Times New Roman"/>
-                <w:sz w:val="28"/>
-                <w:szCs w:val="28"/>
-              </w:rPr>
-              <w:t xml:space="preserve">Shift + </w:t>
+            <w:proofErr w:type="spellStart"/>
+            <w:r>
+              <w:rPr>
+                <w:rFonts w:cs="Times New Roman"/>
+                <w:sz w:val="28"/>
+                <w:szCs w:val="28"/>
+              </w:rPr>
+              <w:t>Shift</w:t>
+            </w:r>
+            <w:proofErr w:type="spellEnd"/>
+            <w:r>
+              <w:rPr>
+                <w:rFonts w:cs="Times New Roman"/>
+                <w:sz w:val="28"/>
+                <w:szCs w:val="28"/>
+              </w:rPr>
+              <w:t xml:space="preserve"> + </w:t>
             </w:r>
             <w:r>
               <w:rPr>
@@ -1508,7 +1723,25 @@
                 <w:sz w:val="28"/>
                 <w:szCs w:val="28"/>
               </w:rPr>
-              <w:t xml:space="preserve"> | Ctrl + </w:t>
+              <w:t xml:space="preserve"> | </w:t>
+            </w:r>
+            <w:proofErr w:type="spellStart"/>
+            <w:r>
+              <w:rPr>
+                <w:rFonts w:cs="Times New Roman"/>
+                <w:sz w:val="28"/>
+                <w:szCs w:val="28"/>
+              </w:rPr>
+              <w:t>Ctrl</w:t>
+            </w:r>
+            <w:proofErr w:type="spellEnd"/>
+            <w:r>
+              <w:rPr>
+                <w:rFonts w:cs="Times New Roman"/>
+                <w:sz w:val="28"/>
+                <w:szCs w:val="28"/>
+              </w:rPr>
+              <w:t xml:space="preserve"> + </w:t>
             </w:r>
             <w:r>
               <w:rPr>
@@ -1609,13 +1842,23 @@
                 <w:lang w:val="en-US"/>
               </w:rPr>
             </w:pPr>
-            <w:r>
-              <w:rPr>
-                <w:rFonts w:cs="Times New Roman"/>
-                <w:sz w:val="28"/>
-                <w:szCs w:val="28"/>
-              </w:rPr>
-              <w:t xml:space="preserve">Shift + </w:t>
+            <w:proofErr w:type="spellStart"/>
+            <w:r>
+              <w:rPr>
+                <w:rFonts w:cs="Times New Roman"/>
+                <w:sz w:val="28"/>
+                <w:szCs w:val="28"/>
+              </w:rPr>
+              <w:t>Shift</w:t>
+            </w:r>
+            <w:proofErr w:type="spellEnd"/>
+            <w:r>
+              <w:rPr>
+                <w:rFonts w:cs="Times New Roman"/>
+                <w:sz w:val="28"/>
+                <w:szCs w:val="28"/>
+              </w:rPr>
+              <w:t xml:space="preserve"> + </w:t>
             </w:r>
             <w:r>
               <w:rPr>
@@ -1632,7 +1875,25 @@
                 <w:sz w:val="28"/>
                 <w:szCs w:val="28"/>
               </w:rPr>
-              <w:t xml:space="preserve"> | Ctrl + </w:t>
+              <w:t xml:space="preserve"> | </w:t>
+            </w:r>
+            <w:proofErr w:type="spellStart"/>
+            <w:r>
+              <w:rPr>
+                <w:rFonts w:cs="Times New Roman"/>
+                <w:sz w:val="28"/>
+                <w:szCs w:val="28"/>
+              </w:rPr>
+              <w:t>Ctrl</w:t>
+            </w:r>
+            <w:proofErr w:type="spellEnd"/>
+            <w:r>
+              <w:rPr>
+                <w:rFonts w:cs="Times New Roman"/>
+                <w:sz w:val="28"/>
+                <w:szCs w:val="28"/>
+              </w:rPr>
+              <w:t xml:space="preserve"> + </w:t>
             </w:r>
             <w:r>
               <w:rPr>
@@ -2076,7 +2337,21 @@
               <w:rPr>
                 <w:szCs w:val="24"/>
               </w:rPr>
-              <w:t xml:space="preserve"> (автоматич. н</w:t>
+              <w:t xml:space="preserve"> (</w:t>
+            </w:r>
+            <w:proofErr w:type="spellStart"/>
+            <w:r>
+              <w:rPr>
+                <w:szCs w:val="24"/>
+              </w:rPr>
+              <w:t>автоматич</w:t>
+            </w:r>
+            <w:proofErr w:type="spellEnd"/>
+            <w:r>
+              <w:rPr>
+                <w:szCs w:val="24"/>
+              </w:rPr>
+              <w:t>. н</w:t>
             </w:r>
             <w:r>
               <w:rPr>
@@ -2949,6 +3224,7 @@
               </w:rPr>
               <w:t xml:space="preserve"> </w:t>
             </w:r>
+            <w:proofErr w:type="spellStart"/>
             <w:r>
               <w:rPr>
                 <w:rFonts w:cs="Times New Roman"/>
@@ -2957,6 +3233,7 @@
               </w:rPr>
               <w:t>Backspace</w:t>
             </w:r>
+            <w:proofErr w:type="spellEnd"/>
           </w:p>
         </w:tc>
         <w:tc>
@@ -3009,7 +3286,23 @@
                 <w:rFonts w:cs="Times New Roman"/>
                 <w:szCs w:val="24"/>
               </w:rPr>
-              <w:t>Комбинированный кран усл. № 114</w:t>
+              <w:t xml:space="preserve">Комбинированный кран </w:t>
+            </w:r>
+            <w:proofErr w:type="spellStart"/>
+            <w:r>
+              <w:rPr>
+                <w:rFonts w:cs="Times New Roman"/>
+                <w:szCs w:val="24"/>
+              </w:rPr>
+              <w:t>усл</w:t>
+            </w:r>
+            <w:proofErr w:type="spellEnd"/>
+            <w:r>
+              <w:rPr>
+                <w:rFonts w:cs="Times New Roman"/>
+                <w:szCs w:val="24"/>
+              </w:rPr>
+              <w:t>. № 114</w:t>
             </w:r>
           </w:p>
         </w:tc>
@@ -3106,7 +3399,23 @@
                 <w:rFonts w:cs="Times New Roman"/>
                 <w:szCs w:val="24"/>
               </w:rPr>
-              <w:t>Кран машиниста усл. № 395</w:t>
+              <w:t xml:space="preserve">Кран машиниста </w:t>
+            </w:r>
+            <w:proofErr w:type="spellStart"/>
+            <w:r>
+              <w:rPr>
+                <w:rFonts w:cs="Times New Roman"/>
+                <w:szCs w:val="24"/>
+              </w:rPr>
+              <w:t>усл</w:t>
+            </w:r>
+            <w:proofErr w:type="spellEnd"/>
+            <w:r>
+              <w:rPr>
+                <w:rFonts w:cs="Times New Roman"/>
+                <w:szCs w:val="24"/>
+              </w:rPr>
+              <w:t>. № 395</w:t>
             </w:r>
           </w:p>
         </w:tc>
@@ -3446,12 +3755,21 @@
                 <w:szCs w:val="24"/>
               </w:rPr>
             </w:pPr>
-            <w:r>
-              <w:rPr>
-                <w:rFonts w:cs="Times New Roman"/>
-                <w:szCs w:val="24"/>
-              </w:rPr>
-              <w:t>Перекрыша без питания утечек</w:t>
+            <w:proofErr w:type="spellStart"/>
+            <w:r>
+              <w:rPr>
+                <w:rFonts w:cs="Times New Roman"/>
+                <w:szCs w:val="24"/>
+              </w:rPr>
+              <w:t>Перекрыша</w:t>
+            </w:r>
+            <w:proofErr w:type="spellEnd"/>
+            <w:r>
+              <w:rPr>
+                <w:rFonts w:cs="Times New Roman"/>
+                <w:szCs w:val="24"/>
+              </w:rPr>
+              <w:t xml:space="preserve"> без питания утечек</w:t>
             </w:r>
           </w:p>
         </w:tc>
@@ -3516,12 +3834,21 @@
                 <w:szCs w:val="24"/>
               </w:rPr>
             </w:pPr>
-            <w:r>
-              <w:rPr>
-                <w:rFonts w:cs="Times New Roman"/>
-                <w:szCs w:val="24"/>
-              </w:rPr>
-              <w:t xml:space="preserve">Перкрыша с питанием утечек </w:t>
+            <w:proofErr w:type="spellStart"/>
+            <w:r>
+              <w:rPr>
+                <w:rFonts w:cs="Times New Roman"/>
+                <w:szCs w:val="24"/>
+              </w:rPr>
+              <w:t>Перкрыша</w:t>
+            </w:r>
+            <w:proofErr w:type="spellEnd"/>
+            <w:r>
+              <w:rPr>
+                <w:rFonts w:cs="Times New Roman"/>
+                <w:szCs w:val="24"/>
+              </w:rPr>
+              <w:t xml:space="preserve"> с питанием утечек </w:t>
             </w:r>
           </w:p>
         </w:tc>
@@ -3570,8 +3897,17 @@
                 <w:rFonts w:cs="Times New Roman"/>
                 <w:szCs w:val="24"/>
               </w:rPr>
-              <w:t>Положение Va</w:t>
-            </w:r>
+              <w:t xml:space="preserve">Положение </w:t>
+            </w:r>
+            <w:proofErr w:type="spellStart"/>
+            <w:r>
+              <w:rPr>
+                <w:rFonts w:cs="Times New Roman"/>
+                <w:szCs w:val="24"/>
+              </w:rPr>
+              <w:t>Va</w:t>
+            </w:r>
+            <w:proofErr w:type="spellEnd"/>
           </w:p>
         </w:tc>
         <w:tc>
@@ -3758,7 +4094,23 @@
                 <w:rFonts w:cs="Times New Roman"/>
                 <w:szCs w:val="24"/>
               </w:rPr>
-              <w:t>Кран вспомогательного тормоза усл. №</w:t>
+              <w:t xml:space="preserve">Кран вспомогательного тормоза </w:t>
+            </w:r>
+            <w:proofErr w:type="spellStart"/>
+            <w:r>
+              <w:rPr>
+                <w:rFonts w:cs="Times New Roman"/>
+                <w:szCs w:val="24"/>
+              </w:rPr>
+              <w:t>усл</w:t>
+            </w:r>
+            <w:proofErr w:type="spellEnd"/>
+            <w:r>
+              <w:rPr>
+                <w:rFonts w:cs="Times New Roman"/>
+                <w:szCs w:val="24"/>
+              </w:rPr>
+              <w:t>. №</w:t>
             </w:r>
             <w:r>
               <w:rPr>
@@ -4375,7 +4727,23 @@
                 <w:rFonts w:cs="Times New Roman"/>
                 <w:szCs w:val="24"/>
               </w:rPr>
-              <w:t>Электропневматический клапан автостопа усл. № 150</w:t>
+              <w:t xml:space="preserve">Электропневматический клапан автостопа </w:t>
+            </w:r>
+            <w:proofErr w:type="spellStart"/>
+            <w:r>
+              <w:rPr>
+                <w:rFonts w:cs="Times New Roman"/>
+                <w:szCs w:val="24"/>
+              </w:rPr>
+              <w:t>усл</w:t>
+            </w:r>
+            <w:proofErr w:type="spellEnd"/>
+            <w:r>
+              <w:rPr>
+                <w:rFonts w:cs="Times New Roman"/>
+                <w:szCs w:val="24"/>
+              </w:rPr>
+              <w:t>. № 150</w:t>
             </w:r>
           </w:p>
         </w:tc>
@@ -4689,7 +5057,25 @@
           <w:sz w:val="28"/>
           <w:szCs w:val="28"/>
         </w:rPr>
-        <w:t>последовательное соединение (С) – промежуточные № 1..19 и ходовая № 20;</w:t>
+        <w:t xml:space="preserve">последовательное соединение (С) – промежуточные № </w:t>
+      </w:r>
+      <w:proofErr w:type="gramStart"/>
+      <w:r>
+        <w:rPr>
+          <w:rFonts w:cs="Times New Roman"/>
+          <w:sz w:val="28"/>
+          <w:szCs w:val="28"/>
+        </w:rPr>
+        <w:t>1..</w:t>
+      </w:r>
+      <w:proofErr w:type="gramEnd"/>
+      <w:r>
+        <w:rPr>
+          <w:rFonts w:cs="Times New Roman"/>
+          <w:sz w:val="28"/>
+          <w:szCs w:val="28"/>
+        </w:rPr>
+        <w:t>19 и ходовая № 20;</w:t>
       </w:r>
     </w:p>
     <w:p>
@@ -4725,6 +5111,7 @@
         </w:rPr>
         <w:t xml:space="preserve"> промежуточные № </w:t>
       </w:r>
+      <w:proofErr w:type="gramStart"/>
       <w:r>
         <w:rPr>
           <w:rFonts w:cs="Times New Roman"/>
@@ -4741,6 +5128,7 @@
         </w:rPr>
         <w:t>..</w:t>
       </w:r>
+      <w:proofErr w:type="gramEnd"/>
       <w:r>
         <w:rPr>
           <w:rFonts w:cs="Times New Roman"/>
@@ -4834,6 +5222,7 @@
         </w:rPr>
         <w:t xml:space="preserve"> промежуточные № </w:t>
       </w:r>
+      <w:proofErr w:type="gramStart"/>
       <w:r>
         <w:rPr>
           <w:rFonts w:cs="Times New Roman"/>
@@ -4850,6 +5239,7 @@
         </w:rPr>
         <w:t>..</w:t>
       </w:r>
+      <w:proofErr w:type="gramEnd"/>
       <w:r>
         <w:rPr>
           <w:rFonts w:cs="Times New Roman"/>
@@ -4890,7 +5280,25 @@
           <w:sz w:val="28"/>
           <w:szCs w:val="28"/>
         </w:rPr>
-        <w:t>На ходовых позициях в силовых цепях не участвуют пуско-тормозные резисторы, поэтому только на них возможна длительная езда; на этих позициях доступно ослабление возбуждения двигателей для увеличения максимальной скорости.</w:t>
+        <w:t xml:space="preserve">На ходовых позициях в силовых цепях не участвуют </w:t>
+      </w:r>
+      <w:proofErr w:type="spellStart"/>
+      <w:r>
+        <w:rPr>
+          <w:rFonts w:cs="Times New Roman"/>
+          <w:sz w:val="28"/>
+          <w:szCs w:val="28"/>
+        </w:rPr>
+        <w:t>пуско</w:t>
+      </w:r>
+      <w:proofErr w:type="spellEnd"/>
+      <w:r>
+        <w:rPr>
+          <w:rFonts w:cs="Times New Roman"/>
+          <w:sz w:val="28"/>
+          <w:szCs w:val="28"/>
+        </w:rPr>
+        <w:t>-тормозные резисторы, поэтому только на них возможна длительная езда; на этих позициях доступно ослабление возбуждения двигателей для увеличения максимальной скорости.</w:t>
       </w:r>
     </w:p>
     <w:p>
@@ -5177,7 +5585,43 @@
           <w:sz w:val="28"/>
           <w:szCs w:val="28"/>
         </w:rPr>
-        <w:t xml:space="preserve">(клавиши Shift + I, Shift + O по </w:t>
+        <w:t xml:space="preserve">(клавиши </w:t>
+      </w:r>
+      <w:proofErr w:type="spellStart"/>
+      <w:r>
+        <w:rPr>
+          <w:rFonts w:cs="Times New Roman"/>
+          <w:sz w:val="28"/>
+          <w:szCs w:val="28"/>
+        </w:rPr>
+        <w:t>Shift</w:t>
+      </w:r>
+      <w:proofErr w:type="spellEnd"/>
+      <w:r>
+        <w:rPr>
+          <w:rFonts w:cs="Times New Roman"/>
+          <w:sz w:val="28"/>
+          <w:szCs w:val="28"/>
+        </w:rPr>
+        <w:t xml:space="preserve"> + I, </w:t>
+      </w:r>
+      <w:proofErr w:type="spellStart"/>
+      <w:r>
+        <w:rPr>
+          <w:rFonts w:cs="Times New Roman"/>
+          <w:sz w:val="28"/>
+          <w:szCs w:val="28"/>
+        </w:rPr>
+        <w:t>Shift</w:t>
+      </w:r>
+      <w:proofErr w:type="spellEnd"/>
+      <w:r>
+        <w:rPr>
+          <w:rFonts w:cs="Times New Roman"/>
+          <w:sz w:val="28"/>
+          <w:szCs w:val="28"/>
+        </w:rPr>
+        <w:t xml:space="preserve"> + O по </w:t>
       </w:r>
       <w:r>
         <w:rPr>
@@ -5321,7 +5765,25 @@
           <w:sz w:val="28"/>
           <w:szCs w:val="28"/>
         </w:rPr>
-        <w:t xml:space="preserve">(клавиши Shift + P </w:t>
+        <w:t xml:space="preserve">(клавиши </w:t>
+      </w:r>
+      <w:proofErr w:type="spellStart"/>
+      <w:r>
+        <w:rPr>
+          <w:rFonts w:cs="Times New Roman"/>
+          <w:sz w:val="28"/>
+          <w:szCs w:val="28"/>
+        </w:rPr>
+        <w:t>Shift</w:t>
+      </w:r>
+      <w:proofErr w:type="spellEnd"/>
+      <w:r>
+        <w:rPr>
+          <w:rFonts w:cs="Times New Roman"/>
+          <w:sz w:val="28"/>
+          <w:szCs w:val="28"/>
+        </w:rPr>
+        <w:t xml:space="preserve"> + P </w:t>
       </w:r>
       <w:r>
         <w:rPr>
@@ -5385,7 +5847,25 @@
           <w:sz w:val="28"/>
           <w:szCs w:val="28"/>
         </w:rPr>
-        <w:t xml:space="preserve">» (клавиши Shift + </w:t>
+        <w:t xml:space="preserve">» (клавиши </w:t>
+      </w:r>
+      <w:proofErr w:type="spellStart"/>
+      <w:r>
+        <w:rPr>
+          <w:rFonts w:cs="Times New Roman"/>
+          <w:sz w:val="28"/>
+          <w:szCs w:val="28"/>
+        </w:rPr>
+        <w:t>Shift</w:t>
+      </w:r>
+      <w:proofErr w:type="spellEnd"/>
+      <w:r>
+        <w:rPr>
+          <w:rFonts w:cs="Times New Roman"/>
+          <w:sz w:val="28"/>
+          <w:szCs w:val="28"/>
+        </w:rPr>
+        <w:t xml:space="preserve"> + </w:t>
       </w:r>
       <w:r>
         <w:rPr>
@@ -5401,7 +5881,25 @@
           <w:sz w:val="28"/>
           <w:szCs w:val="28"/>
         </w:rPr>
-        <w:t xml:space="preserve">, Shift + </w:t>
+        <w:t xml:space="preserve">, </w:t>
+      </w:r>
+      <w:proofErr w:type="spellStart"/>
+      <w:r>
+        <w:rPr>
+          <w:rFonts w:cs="Times New Roman"/>
+          <w:sz w:val="28"/>
+          <w:szCs w:val="28"/>
+        </w:rPr>
+        <w:t>Shift</w:t>
+      </w:r>
+      <w:proofErr w:type="spellEnd"/>
+      <w:r>
+        <w:rPr>
+          <w:rFonts w:cs="Times New Roman"/>
+          <w:sz w:val="28"/>
+          <w:szCs w:val="28"/>
+        </w:rPr>
+        <w:t xml:space="preserve"> + </w:t>
       </w:r>
       <w:r>
         <w:rPr>
@@ -5513,7 +6011,25 @@
           <w:sz w:val="28"/>
           <w:szCs w:val="28"/>
         </w:rPr>
-        <w:t xml:space="preserve">ительно» (клавиши Shift + </w:t>
+        <w:t xml:space="preserve">ительно» (клавиши </w:t>
+      </w:r>
+      <w:proofErr w:type="spellStart"/>
+      <w:r>
+        <w:rPr>
+          <w:rFonts w:cs="Times New Roman"/>
+          <w:sz w:val="28"/>
+          <w:szCs w:val="28"/>
+        </w:rPr>
+        <w:t>Shift</w:t>
+      </w:r>
+      <w:proofErr w:type="spellEnd"/>
+      <w:r>
+        <w:rPr>
+          <w:rFonts w:cs="Times New Roman"/>
+          <w:sz w:val="28"/>
+          <w:szCs w:val="28"/>
+        </w:rPr>
+        <w:t xml:space="preserve"> + </w:t>
       </w:r>
       <w:r>
         <w:rPr>
@@ -5577,7 +6093,43 @@
           <w:sz w:val="28"/>
           <w:szCs w:val="28"/>
         </w:rPr>
-        <w:t>Подготовить жалюзи охлаждения пуско-тормозных резисторов: установить переключатель «Вспом.компрессор, жалюзи, п</w:t>
+        <w:t xml:space="preserve">Подготовить жалюзи охлаждения </w:t>
+      </w:r>
+      <w:proofErr w:type="spellStart"/>
+      <w:r>
+        <w:rPr>
+          <w:rFonts w:cs="Times New Roman"/>
+          <w:sz w:val="28"/>
+          <w:szCs w:val="28"/>
+        </w:rPr>
+        <w:t>пуско</w:t>
+      </w:r>
+      <w:proofErr w:type="spellEnd"/>
+      <w:r>
+        <w:rPr>
+          <w:rFonts w:cs="Times New Roman"/>
+          <w:sz w:val="28"/>
+          <w:szCs w:val="28"/>
+        </w:rPr>
+        <w:t>-тормозных резисторов: установить переключатель «</w:t>
+      </w:r>
+      <w:proofErr w:type="spellStart"/>
+      <w:r>
+        <w:rPr>
+          <w:rFonts w:cs="Times New Roman"/>
+          <w:sz w:val="28"/>
+          <w:szCs w:val="28"/>
+        </w:rPr>
+        <w:t>Вспом.компрессор</w:t>
+      </w:r>
+      <w:proofErr w:type="spellEnd"/>
+      <w:r>
+        <w:rPr>
+          <w:rFonts w:cs="Times New Roman"/>
+          <w:sz w:val="28"/>
+          <w:szCs w:val="28"/>
+        </w:rPr>
+        <w:t>, жалюзи, п</w:t>
       </w:r>
       <w:r>
         <w:rPr>
@@ -5641,7 +6193,25 @@
           <w:sz w:val="28"/>
           <w:szCs w:val="28"/>
         </w:rPr>
-        <w:t xml:space="preserve"> (клавиши Shift + </w:t>
+        <w:t xml:space="preserve"> (клавиши </w:t>
+      </w:r>
+      <w:proofErr w:type="spellStart"/>
+      <w:r>
+        <w:rPr>
+          <w:rFonts w:cs="Times New Roman"/>
+          <w:sz w:val="28"/>
+          <w:szCs w:val="28"/>
+        </w:rPr>
+        <w:t>Shift</w:t>
+      </w:r>
+      <w:proofErr w:type="spellEnd"/>
+      <w:r>
+        <w:rPr>
+          <w:rFonts w:cs="Times New Roman"/>
+          <w:sz w:val="28"/>
+          <w:szCs w:val="28"/>
+        </w:rPr>
+        <w:t xml:space="preserve"> + </w:t>
       </w:r>
       <w:r>
         <w:rPr>
@@ -5699,13 +6269,23 @@
         </w:rPr>
         <w:t xml:space="preserve">и </w:t>
       </w:r>
-      <w:r>
-        <w:rPr>
-          <w:rFonts w:cs="Times New Roman"/>
-          <w:sz w:val="28"/>
-          <w:szCs w:val="28"/>
-        </w:rPr>
-        <w:t>Shift + N), он начнёт громко свистеть. Сразу прервать его свисток нажатием на рукоятку бдительности специальную РБС (клавиша M).</w:t>
+      <w:proofErr w:type="spellStart"/>
+      <w:r>
+        <w:rPr>
+          <w:rFonts w:cs="Times New Roman"/>
+          <w:sz w:val="28"/>
+          <w:szCs w:val="28"/>
+        </w:rPr>
+        <w:t>Shift</w:t>
+      </w:r>
+      <w:proofErr w:type="spellEnd"/>
+      <w:r>
+        <w:rPr>
+          <w:rFonts w:cs="Times New Roman"/>
+          <w:sz w:val="28"/>
+          <w:szCs w:val="28"/>
+        </w:rPr>
+        <w:t xml:space="preserve"> + N), он начнёт громко свистеть. Сразу прервать его свисток нажатием на рукоятку бдительности специальную РБС (клавиша M).</w:t>
       </w:r>
     </w:p>
     <w:p>
@@ -5851,6 +6431,1288 @@
         </w:rPr>
         <w:t xml:space="preserve"> движение со скоростью более 60 км/ч под красный с жёлтым сигнал на локомотивном светофоре. В этих случаях начинается неотключаемый свист ЭПК и через 7-8 секунд экстренное торможение.</w:t>
       </w:r>
+    </w:p>
+    <w:p>
+      <w:pPr>
+        <w:rPr>
+          <w:rFonts w:cs="Times New Roman"/>
+          <w:sz w:val="28"/>
+          <w:szCs w:val="28"/>
+        </w:rPr>
+      </w:pPr>
+      <w:r>
+        <w:rPr>
+          <w:rFonts w:cs="Times New Roman"/>
+          <w:sz w:val="28"/>
+          <w:szCs w:val="28"/>
+        </w:rPr>
+        <w:br w:type="page"/>
+      </w:r>
+    </w:p>
+    <w:p>
+      <w:pPr>
+        <w:spacing w:after="60"/>
+        <w:jc w:val="center"/>
+        <w:rPr>
+          <w:rFonts w:cs="Times New Roman"/>
+          <w:b/>
+          <w:sz w:val="28"/>
+          <w:szCs w:val="28"/>
+        </w:rPr>
+      </w:pPr>
+      <w:r>
+        <w:rPr>
+          <w:rFonts w:cs="Times New Roman"/>
+          <w:b/>
+          <w:sz w:val="28"/>
+          <w:szCs w:val="28"/>
+        </w:rPr>
+        <w:lastRenderedPageBreak/>
+        <w:t>Порядок смены кабины управления</w:t>
+      </w:r>
+    </w:p>
+    <w:p>
+      <w:pPr>
+        <w:spacing w:after="60"/>
+        <w:rPr>
+          <w:rFonts w:cs="Times New Roman"/>
+          <w:sz w:val="28"/>
+          <w:szCs w:val="28"/>
+        </w:rPr>
+      </w:pPr>
+      <w:r>
+        <w:rPr>
+          <w:rFonts w:cs="Times New Roman"/>
+          <w:sz w:val="28"/>
+          <w:szCs w:val="28"/>
+        </w:rPr>
+        <w:t xml:space="preserve">Переход из кабины в кабину осуществляется </w:t>
+      </w:r>
+      <w:proofErr w:type="spellStart"/>
+      <w:r>
+        <w:rPr>
+          <w:rFonts w:cs="Times New Roman"/>
+          <w:sz w:val="28"/>
+          <w:szCs w:val="28"/>
+        </w:rPr>
+        <w:t>путем</w:t>
+      </w:r>
+      <w:proofErr w:type="spellEnd"/>
+      <w:r>
+        <w:rPr>
+          <w:rFonts w:cs="Times New Roman"/>
+          <w:sz w:val="28"/>
+          <w:szCs w:val="28"/>
+        </w:rPr>
+        <w:t xml:space="preserve"> нажатия клавиши </w:t>
+      </w:r>
+      <w:r>
+        <w:rPr>
+          <w:rFonts w:cs="Times New Roman"/>
+          <w:sz w:val="28"/>
+          <w:szCs w:val="28"/>
+          <w:lang w:val="en-US"/>
+        </w:rPr>
+        <w:t>Tab</w:t>
+      </w:r>
+      <w:r>
+        <w:rPr>
+          <w:rFonts w:cs="Times New Roman"/>
+          <w:sz w:val="28"/>
+          <w:szCs w:val="28"/>
+        </w:rPr>
+        <w:t xml:space="preserve">. После перехода следует переключить фокус управления нажатием </w:t>
+      </w:r>
+      <w:r>
+        <w:rPr>
+          <w:rFonts w:cs="Times New Roman"/>
+          <w:sz w:val="28"/>
+          <w:szCs w:val="28"/>
+          <w:lang w:val="en-US"/>
+        </w:rPr>
+        <w:t>Enter</w:t>
+      </w:r>
+      <w:r>
+        <w:rPr>
+          <w:rFonts w:cs="Times New Roman"/>
+          <w:sz w:val="28"/>
+          <w:szCs w:val="28"/>
+        </w:rPr>
+        <w:t xml:space="preserve">, погасив транспарант «Нажмите </w:t>
+      </w:r>
+      <w:r>
+        <w:rPr>
+          <w:rFonts w:cs="Times New Roman"/>
+          <w:sz w:val="28"/>
+          <w:szCs w:val="28"/>
+          <w:lang w:val="en-US"/>
+        </w:rPr>
+        <w:t>Enter</w:t>
+      </w:r>
+      <w:r>
+        <w:rPr>
+          <w:rFonts w:cs="Times New Roman"/>
+          <w:sz w:val="28"/>
+          <w:szCs w:val="28"/>
+        </w:rPr>
+        <w:t xml:space="preserve"> для управления из кабины»</w:t>
+      </w:r>
+    </w:p>
+    <w:p>
+      <w:pPr>
+        <w:numPr>
+          <w:ilvl w:val="0"/>
+          <w:numId w:val="12"/>
+        </w:numPr>
+        <w:spacing w:after="60"/>
+        <w:rPr>
+          <w:rFonts w:cs="Times New Roman"/>
+          <w:sz w:val="28"/>
+          <w:szCs w:val="28"/>
+        </w:rPr>
+      </w:pPr>
+      <w:r>
+        <w:rPr>
+          <w:rFonts w:cs="Times New Roman"/>
+          <w:sz w:val="28"/>
+          <w:szCs w:val="28"/>
+        </w:rPr>
+        <w:t>Полностью затормозить локомотив краном вспомогательного тормоза (</w:t>
+      </w:r>
+      <w:proofErr w:type="gramStart"/>
+      <w:r>
+        <w:rPr>
+          <w:rFonts w:cs="Times New Roman"/>
+          <w:sz w:val="28"/>
+          <w:szCs w:val="28"/>
+        </w:rPr>
+        <w:t>клавиша ]</w:t>
+      </w:r>
+      <w:proofErr w:type="gramEnd"/>
+      <w:r>
+        <w:rPr>
+          <w:rFonts w:cs="Times New Roman"/>
+          <w:sz w:val="28"/>
+          <w:szCs w:val="28"/>
+        </w:rPr>
+        <w:t>).</w:t>
+      </w:r>
+    </w:p>
+    <w:p>
+      <w:pPr>
+        <w:numPr>
+          <w:ilvl w:val="0"/>
+          <w:numId w:val="12"/>
+        </w:numPr>
+        <w:spacing w:after="60"/>
+        <w:rPr>
+          <w:rFonts w:cs="Times New Roman"/>
+          <w:sz w:val="28"/>
+          <w:szCs w:val="28"/>
+        </w:rPr>
+      </w:pPr>
+      <w:r>
+        <w:rPr>
+          <w:rFonts w:cs="Times New Roman"/>
+          <w:sz w:val="28"/>
+          <w:szCs w:val="28"/>
+        </w:rPr>
+        <w:t xml:space="preserve">Разрядить тормозную магистраль </w:t>
+      </w:r>
+      <w:proofErr w:type="spellStart"/>
+      <w:r>
+        <w:rPr>
+          <w:rFonts w:cs="Times New Roman"/>
+          <w:sz w:val="28"/>
+          <w:szCs w:val="28"/>
+        </w:rPr>
+        <w:t>путем</w:t>
+      </w:r>
+      <w:proofErr w:type="spellEnd"/>
+      <w:r>
+        <w:rPr>
+          <w:rFonts w:cs="Times New Roman"/>
+          <w:sz w:val="28"/>
+          <w:szCs w:val="28"/>
+        </w:rPr>
+        <w:t xml:space="preserve"> постановки крана машиниста в положение </w:t>
+      </w:r>
+      <w:r>
+        <w:rPr>
+          <w:rFonts w:cs="Times New Roman"/>
+          <w:sz w:val="28"/>
+          <w:szCs w:val="28"/>
+          <w:lang w:val="en-US"/>
+        </w:rPr>
+        <w:t>VI</w:t>
+      </w:r>
+      <w:r>
+        <w:rPr>
+          <w:rFonts w:cs="Times New Roman"/>
+          <w:sz w:val="28"/>
+          <w:szCs w:val="28"/>
+        </w:rPr>
+        <w:t xml:space="preserve"> «Экстренное торможение» (клавиша ‘|э).</w:t>
+      </w:r>
+    </w:p>
+    <w:p>
+      <w:pPr>
+        <w:numPr>
+          <w:ilvl w:val="0"/>
+          <w:numId w:val="12"/>
+        </w:numPr>
+        <w:spacing w:after="60"/>
+        <w:rPr>
+          <w:rFonts w:cs="Times New Roman"/>
+          <w:sz w:val="28"/>
+          <w:szCs w:val="28"/>
+        </w:rPr>
+      </w:pPr>
+      <w:r>
+        <w:rPr>
+          <w:rFonts w:cs="Times New Roman"/>
+          <w:sz w:val="28"/>
+          <w:szCs w:val="28"/>
+        </w:rPr>
+        <w:t>Перекрыть комбинированный кран (</w:t>
+      </w:r>
+      <w:r>
+        <w:rPr>
+          <w:rFonts w:cs="Times New Roman"/>
+          <w:sz w:val="28"/>
+          <w:szCs w:val="28"/>
+          <w:lang w:val="en-US"/>
+        </w:rPr>
+        <w:t>Ctrl</w:t>
+      </w:r>
+      <w:r>
+        <w:rPr>
+          <w:rFonts w:cs="Times New Roman"/>
+          <w:sz w:val="28"/>
+          <w:szCs w:val="28"/>
+        </w:rPr>
+        <w:t xml:space="preserve"> + </w:t>
+      </w:r>
+      <w:r>
+        <w:rPr>
+          <w:rFonts w:cs="Times New Roman"/>
+          <w:sz w:val="28"/>
+          <w:szCs w:val="28"/>
+          <w:lang w:val="en-US"/>
+        </w:rPr>
+        <w:t>Backspace</w:t>
+      </w:r>
+      <w:r>
+        <w:rPr>
+          <w:rFonts w:cs="Times New Roman"/>
+          <w:sz w:val="28"/>
+          <w:szCs w:val="28"/>
+        </w:rPr>
+        <w:t>).</w:t>
+      </w:r>
+    </w:p>
+    <w:p>
+      <w:pPr>
+        <w:numPr>
+          <w:ilvl w:val="0"/>
+          <w:numId w:val="12"/>
+        </w:numPr>
+        <w:spacing w:after="60"/>
+        <w:rPr>
+          <w:rFonts w:cs="Times New Roman"/>
+          <w:sz w:val="28"/>
+          <w:szCs w:val="28"/>
+        </w:rPr>
+      </w:pPr>
+      <w:r>
+        <w:rPr>
+          <w:rFonts w:cs="Times New Roman"/>
+          <w:sz w:val="28"/>
+          <w:szCs w:val="28"/>
+        </w:rPr>
+        <w:t xml:space="preserve">Выключить вспомогательные машины, отключить </w:t>
+      </w:r>
+      <w:r>
+        <w:rPr>
+          <w:rFonts w:cs="Times New Roman"/>
+          <w:sz w:val="28"/>
+          <w:szCs w:val="28"/>
+        </w:rPr>
+        <w:t>быстродействующий</w:t>
+      </w:r>
+      <w:r>
+        <w:rPr>
+          <w:rFonts w:cs="Times New Roman"/>
+          <w:sz w:val="28"/>
+          <w:szCs w:val="28"/>
+        </w:rPr>
+        <w:t xml:space="preserve"> выключатель, опустить </w:t>
+      </w:r>
+      <w:proofErr w:type="spellStart"/>
+      <w:r>
+        <w:rPr>
+          <w:rFonts w:cs="Times New Roman"/>
+          <w:sz w:val="28"/>
+          <w:szCs w:val="28"/>
+        </w:rPr>
+        <w:t>токоприемник</w:t>
+      </w:r>
+      <w:proofErr w:type="spellEnd"/>
+      <w:r>
+        <w:rPr>
+          <w:rFonts w:cs="Times New Roman"/>
+          <w:sz w:val="28"/>
+          <w:szCs w:val="28"/>
+        </w:rPr>
+        <w:t>.</w:t>
+      </w:r>
+      <w:r>
+        <w:rPr>
+          <w:rFonts w:cs="Times New Roman"/>
+          <w:sz w:val="28"/>
+          <w:szCs w:val="28"/>
+        </w:rPr>
+        <w:t xml:space="preserve"> Все кулачковые переключатели, кроме нижнего ряда, перевести в положение «0».</w:t>
+      </w:r>
+    </w:p>
+    <w:p>
+      <w:pPr>
+        <w:numPr>
+          <w:ilvl w:val="0"/>
+          <w:numId w:val="12"/>
+        </w:numPr>
+        <w:spacing w:after="60"/>
+        <w:rPr>
+          <w:rFonts w:cs="Times New Roman"/>
+          <w:sz w:val="28"/>
+          <w:szCs w:val="28"/>
+        </w:rPr>
+      </w:pPr>
+      <w:r>
+        <w:rPr>
+          <w:rFonts w:cs="Times New Roman"/>
+          <w:sz w:val="28"/>
+          <w:szCs w:val="28"/>
+        </w:rPr>
+        <w:t xml:space="preserve">Заблокировать панель кулачковых переключателей ключом </w:t>
+      </w:r>
+      <w:r>
+        <w:rPr>
+          <w:rFonts w:cs="Times New Roman"/>
+          <w:sz w:val="28"/>
+          <w:szCs w:val="28"/>
+        </w:rPr>
+        <w:t>(</w:t>
+      </w:r>
+      <w:r>
+        <w:rPr>
+          <w:rFonts w:cs="Times New Roman"/>
+          <w:sz w:val="28"/>
+          <w:szCs w:val="28"/>
+          <w:lang w:val="en-US"/>
+        </w:rPr>
+        <w:t>Ctrl</w:t>
+      </w:r>
+      <w:r>
+        <w:rPr>
+          <w:rFonts w:cs="Times New Roman"/>
+          <w:sz w:val="28"/>
+          <w:szCs w:val="28"/>
+        </w:rPr>
+        <w:t xml:space="preserve"> + </w:t>
+      </w:r>
+      <w:r>
+        <w:rPr>
+          <w:rFonts w:cs="Times New Roman"/>
+          <w:sz w:val="28"/>
+          <w:szCs w:val="28"/>
+          <w:lang w:val="en-US"/>
+        </w:rPr>
+        <w:t>Y</w:t>
+      </w:r>
+      <w:r>
+        <w:rPr>
+          <w:rFonts w:cs="Times New Roman"/>
+          <w:sz w:val="28"/>
+          <w:szCs w:val="28"/>
+        </w:rPr>
+        <w:t>).</w:t>
+      </w:r>
+    </w:p>
+    <w:p>
+      <w:pPr>
+        <w:numPr>
+          <w:ilvl w:val="0"/>
+          <w:numId w:val="12"/>
+        </w:numPr>
+        <w:spacing w:after="60"/>
+        <w:rPr>
+          <w:rFonts w:cs="Times New Roman"/>
+          <w:sz w:val="28"/>
+          <w:szCs w:val="28"/>
+        </w:rPr>
+      </w:pPr>
+      <w:r>
+        <w:rPr>
+          <w:rFonts w:cs="Times New Roman"/>
+          <w:sz w:val="28"/>
+          <w:szCs w:val="28"/>
+        </w:rPr>
+        <w:t xml:space="preserve">Извлечь блокировочный ключ </w:t>
+      </w:r>
+      <w:r>
+        <w:rPr>
+          <w:rFonts w:cs="Times New Roman"/>
+          <w:sz w:val="28"/>
+          <w:szCs w:val="28"/>
+        </w:rPr>
+        <w:t>(</w:t>
+      </w:r>
+      <w:r>
+        <w:rPr>
+          <w:rFonts w:cs="Times New Roman"/>
+          <w:sz w:val="28"/>
+          <w:szCs w:val="28"/>
+          <w:lang w:val="en-US"/>
+        </w:rPr>
+        <w:t>Alt</w:t>
+      </w:r>
+      <w:r>
+        <w:rPr>
+          <w:rFonts w:cs="Times New Roman"/>
+          <w:sz w:val="28"/>
+          <w:szCs w:val="28"/>
+        </w:rPr>
+        <w:t xml:space="preserve"> + </w:t>
+      </w:r>
+      <w:r>
+        <w:rPr>
+          <w:rFonts w:cs="Times New Roman"/>
+          <w:sz w:val="28"/>
+          <w:szCs w:val="28"/>
+          <w:lang w:val="en-US"/>
+        </w:rPr>
+        <w:t>Y</w:t>
+      </w:r>
+      <w:r>
+        <w:rPr>
+          <w:rFonts w:cs="Times New Roman"/>
+          <w:sz w:val="28"/>
+          <w:szCs w:val="28"/>
+        </w:rPr>
+        <w:t>)</w:t>
+      </w:r>
+    </w:p>
+    <w:p>
+      <w:pPr>
+        <w:numPr>
+          <w:ilvl w:val="0"/>
+          <w:numId w:val="12"/>
+        </w:numPr>
+        <w:spacing w:after="60"/>
+        <w:rPr>
+          <w:rFonts w:cs="Times New Roman"/>
+          <w:sz w:val="28"/>
+          <w:szCs w:val="28"/>
+        </w:rPr>
+      </w:pPr>
+      <w:r>
+        <w:rPr>
+          <w:rFonts w:cs="Times New Roman"/>
+          <w:sz w:val="28"/>
+          <w:szCs w:val="28"/>
+        </w:rPr>
+        <w:t>Перевести реверсивную рукоятку в нейтральное положение (</w:t>
+      </w:r>
+      <w:r>
+        <w:rPr>
+          <w:rFonts w:cs="Times New Roman"/>
+          <w:sz w:val="28"/>
+          <w:szCs w:val="28"/>
+          <w:lang w:val="en-US"/>
+        </w:rPr>
+        <w:t>W</w:t>
+      </w:r>
+      <w:r>
+        <w:rPr>
+          <w:rFonts w:cs="Times New Roman"/>
+          <w:sz w:val="28"/>
+          <w:szCs w:val="28"/>
+        </w:rPr>
+        <w:t xml:space="preserve"> или </w:t>
+      </w:r>
+      <w:r>
+        <w:rPr>
+          <w:rFonts w:cs="Times New Roman"/>
+          <w:sz w:val="28"/>
+          <w:szCs w:val="28"/>
+          <w:lang w:val="en-US"/>
+        </w:rPr>
+        <w:t>S</w:t>
+      </w:r>
+      <w:r>
+        <w:rPr>
+          <w:rFonts w:cs="Times New Roman"/>
+          <w:sz w:val="28"/>
+          <w:szCs w:val="28"/>
+        </w:rPr>
+        <w:t>, в зависимости от текущего положения).</w:t>
+      </w:r>
+    </w:p>
+    <w:p>
+      <w:pPr>
+        <w:numPr>
+          <w:ilvl w:val="0"/>
+          <w:numId w:val="12"/>
+        </w:numPr>
+        <w:spacing w:after="60"/>
+        <w:rPr>
+          <w:rFonts w:cs="Times New Roman"/>
+          <w:sz w:val="28"/>
+          <w:szCs w:val="28"/>
+        </w:rPr>
+      </w:pPr>
+      <w:r>
+        <w:rPr>
+          <w:rFonts w:cs="Times New Roman"/>
+          <w:sz w:val="28"/>
+          <w:szCs w:val="28"/>
+        </w:rPr>
+        <w:t>Извлечь реверсивную рукоятку (</w:t>
+      </w:r>
+      <w:r>
+        <w:rPr>
+          <w:rFonts w:cs="Times New Roman"/>
+          <w:sz w:val="28"/>
+          <w:szCs w:val="28"/>
+          <w:lang w:val="en-US"/>
+        </w:rPr>
+        <w:t>Ctrl</w:t>
+      </w:r>
+      <w:r>
+        <w:rPr>
+          <w:rFonts w:cs="Times New Roman"/>
+          <w:sz w:val="28"/>
+          <w:szCs w:val="28"/>
+        </w:rPr>
+        <w:t xml:space="preserve"> + </w:t>
+      </w:r>
+      <w:r>
+        <w:rPr>
+          <w:rFonts w:cs="Times New Roman"/>
+          <w:sz w:val="28"/>
+          <w:szCs w:val="28"/>
+          <w:lang w:val="en-US"/>
+        </w:rPr>
+        <w:t>W</w:t>
+      </w:r>
+      <w:r>
+        <w:rPr>
+          <w:rFonts w:cs="Times New Roman"/>
+          <w:sz w:val="28"/>
+          <w:szCs w:val="28"/>
+        </w:rPr>
+        <w:t>).</w:t>
+      </w:r>
+    </w:p>
+    <w:p>
+      <w:pPr>
+        <w:numPr>
+          <w:ilvl w:val="0"/>
+          <w:numId w:val="12"/>
+        </w:numPr>
+        <w:spacing w:after="60"/>
+        <w:rPr>
+          <w:rFonts w:cs="Times New Roman"/>
+          <w:sz w:val="28"/>
+          <w:szCs w:val="28"/>
+        </w:rPr>
+      </w:pPr>
+      <w:r>
+        <w:rPr>
+          <w:rFonts w:cs="Times New Roman"/>
+          <w:sz w:val="28"/>
+          <w:szCs w:val="28"/>
+        </w:rPr>
+        <w:t>Выключить ЭПК автостопа (</w:t>
+      </w:r>
+      <w:r>
+        <w:rPr>
+          <w:rFonts w:cs="Times New Roman"/>
+          <w:sz w:val="28"/>
+          <w:szCs w:val="28"/>
+          <w:lang w:val="en-US"/>
+        </w:rPr>
+        <w:t>Ctrl</w:t>
+      </w:r>
+      <w:r>
+        <w:rPr>
+          <w:rFonts w:cs="Times New Roman"/>
+          <w:sz w:val="28"/>
+          <w:szCs w:val="28"/>
+        </w:rPr>
+        <w:t xml:space="preserve"> + </w:t>
+      </w:r>
+      <w:r>
+        <w:rPr>
+          <w:rFonts w:cs="Times New Roman"/>
+          <w:sz w:val="28"/>
+          <w:szCs w:val="28"/>
+          <w:lang w:val="en-US"/>
+        </w:rPr>
+        <w:t>N</w:t>
+      </w:r>
+      <w:r>
+        <w:rPr>
+          <w:rFonts w:cs="Times New Roman"/>
+          <w:sz w:val="28"/>
+          <w:szCs w:val="28"/>
+        </w:rPr>
+        <w:t>).</w:t>
+      </w:r>
+    </w:p>
+    <w:p>
+      <w:pPr>
+        <w:numPr>
+          <w:ilvl w:val="0"/>
+          <w:numId w:val="12"/>
+        </w:numPr>
+        <w:spacing w:after="60"/>
+        <w:rPr>
+          <w:rFonts w:cs="Times New Roman"/>
+          <w:sz w:val="28"/>
+          <w:szCs w:val="28"/>
+        </w:rPr>
+      </w:pPr>
+      <w:r>
+        <w:rPr>
+          <w:rFonts w:cs="Times New Roman"/>
+          <w:sz w:val="28"/>
+          <w:szCs w:val="28"/>
+        </w:rPr>
+        <w:t>Извлечь ключ ЭПК автостопа (</w:t>
+      </w:r>
+      <w:r>
+        <w:rPr>
+          <w:rFonts w:cs="Times New Roman"/>
+          <w:sz w:val="28"/>
+          <w:szCs w:val="28"/>
+          <w:lang w:val="en-US"/>
+        </w:rPr>
+        <w:t>Alt</w:t>
+      </w:r>
+      <w:r>
+        <w:rPr>
+          <w:rFonts w:cs="Times New Roman"/>
+          <w:sz w:val="28"/>
+          <w:szCs w:val="28"/>
+        </w:rPr>
+        <w:t xml:space="preserve"> + </w:t>
+      </w:r>
+      <w:r>
+        <w:rPr>
+          <w:rFonts w:cs="Times New Roman"/>
+          <w:sz w:val="28"/>
+          <w:szCs w:val="28"/>
+          <w:lang w:val="en-US"/>
+        </w:rPr>
+        <w:t>N</w:t>
+      </w:r>
+      <w:r>
+        <w:rPr>
+          <w:rFonts w:cs="Times New Roman"/>
+          <w:sz w:val="28"/>
+          <w:szCs w:val="28"/>
+        </w:rPr>
+        <w:t>).</w:t>
+      </w:r>
+    </w:p>
+    <w:p>
+      <w:pPr>
+        <w:numPr>
+          <w:ilvl w:val="0"/>
+          <w:numId w:val="12"/>
+        </w:numPr>
+        <w:spacing w:after="60"/>
+        <w:rPr>
+          <w:rFonts w:cs="Times New Roman"/>
+          <w:sz w:val="28"/>
+          <w:szCs w:val="28"/>
+        </w:rPr>
+      </w:pPr>
+      <w:r>
+        <w:rPr>
+          <w:rFonts w:cs="Times New Roman"/>
+          <w:sz w:val="28"/>
+          <w:szCs w:val="28"/>
+        </w:rPr>
+        <w:t>Перейти в другую кабину (</w:t>
+      </w:r>
+      <w:r>
+        <w:rPr>
+          <w:rFonts w:cs="Times New Roman"/>
+          <w:sz w:val="28"/>
+          <w:szCs w:val="28"/>
+          <w:lang w:val="en-US"/>
+        </w:rPr>
+        <w:t>Tab</w:t>
+      </w:r>
+      <w:r>
+        <w:rPr>
+          <w:rFonts w:cs="Times New Roman"/>
+          <w:sz w:val="28"/>
+          <w:szCs w:val="28"/>
+        </w:rPr>
+        <w:t>).</w:t>
+      </w:r>
+    </w:p>
+    <w:p>
+      <w:pPr>
+        <w:numPr>
+          <w:ilvl w:val="0"/>
+          <w:numId w:val="12"/>
+        </w:numPr>
+        <w:spacing w:after="60"/>
+        <w:rPr>
+          <w:rFonts w:cs="Times New Roman"/>
+          <w:sz w:val="28"/>
+          <w:szCs w:val="28"/>
+        </w:rPr>
+      </w:pPr>
+      <w:r>
+        <w:rPr>
+          <w:rFonts w:cs="Times New Roman"/>
+          <w:sz w:val="28"/>
+          <w:szCs w:val="28"/>
+        </w:rPr>
+        <w:t>Взять управление в другой кабине (</w:t>
+      </w:r>
+      <w:r>
+        <w:rPr>
+          <w:rFonts w:cs="Times New Roman"/>
+          <w:sz w:val="28"/>
+          <w:szCs w:val="28"/>
+          <w:lang w:val="en-US"/>
+        </w:rPr>
+        <w:t>Enter</w:t>
+      </w:r>
+      <w:r>
+        <w:rPr>
+          <w:rFonts w:cs="Times New Roman"/>
+          <w:sz w:val="28"/>
+          <w:szCs w:val="28"/>
+        </w:rPr>
+        <w:t>).</w:t>
+      </w:r>
+    </w:p>
+    <w:p>
+      <w:pPr>
+        <w:numPr>
+          <w:ilvl w:val="0"/>
+          <w:numId w:val="12"/>
+        </w:numPr>
+        <w:spacing w:after="60"/>
+        <w:rPr>
+          <w:rFonts w:cs="Times New Roman"/>
+          <w:sz w:val="28"/>
+          <w:szCs w:val="28"/>
+        </w:rPr>
+      </w:pPr>
+      <w:r>
+        <w:rPr>
+          <w:rFonts w:cs="Times New Roman"/>
+          <w:sz w:val="28"/>
+          <w:szCs w:val="28"/>
+        </w:rPr>
+        <w:t xml:space="preserve">Перевести кран вспомогательного тормоза в крайнее тормозное положение </w:t>
+      </w:r>
+      <w:r>
+        <w:rPr>
+          <w:rFonts w:cs="Times New Roman"/>
+          <w:sz w:val="28"/>
+          <w:szCs w:val="28"/>
+        </w:rPr>
+        <w:t>(</w:t>
+      </w:r>
+      <w:proofErr w:type="gramStart"/>
+      <w:r>
+        <w:rPr>
+          <w:rFonts w:cs="Times New Roman"/>
+          <w:sz w:val="28"/>
+          <w:szCs w:val="28"/>
+        </w:rPr>
+        <w:t xml:space="preserve">клавиша </w:t>
+      </w:r>
+      <w:r>
+        <w:rPr>
+          <w:rFonts w:cs="Times New Roman"/>
+          <w:sz w:val="28"/>
+          <w:szCs w:val="28"/>
+        </w:rPr>
+        <w:t>]</w:t>
+      </w:r>
+      <w:proofErr w:type="gramEnd"/>
+      <w:r>
+        <w:rPr>
+          <w:rFonts w:cs="Times New Roman"/>
+          <w:sz w:val="28"/>
+          <w:szCs w:val="28"/>
+        </w:rPr>
+        <w:t>)</w:t>
+      </w:r>
+    </w:p>
+    <w:p>
+      <w:pPr>
+        <w:numPr>
+          <w:ilvl w:val="0"/>
+          <w:numId w:val="12"/>
+        </w:numPr>
+        <w:spacing w:after="60"/>
+        <w:rPr>
+          <w:rFonts w:cs="Times New Roman"/>
+          <w:sz w:val="28"/>
+          <w:szCs w:val="28"/>
+        </w:rPr>
+      </w:pPr>
+      <w:r>
+        <w:rPr>
+          <w:rFonts w:cs="Times New Roman"/>
+          <w:sz w:val="28"/>
+          <w:szCs w:val="28"/>
+        </w:rPr>
+        <w:t xml:space="preserve">В другой кабине перевести кран вспомогательного тормоза в поездное положение </w:t>
+      </w:r>
+      <w:r>
+        <w:rPr>
+          <w:rFonts w:cs="Times New Roman"/>
+          <w:sz w:val="28"/>
+          <w:szCs w:val="28"/>
+        </w:rPr>
+        <w:t>(</w:t>
+      </w:r>
+      <w:r>
+        <w:rPr>
+          <w:rFonts w:cs="Times New Roman"/>
+          <w:sz w:val="28"/>
+          <w:szCs w:val="28"/>
+        </w:rPr>
+        <w:t xml:space="preserve">клавиша </w:t>
+      </w:r>
+      <w:r>
+        <w:rPr>
+          <w:rFonts w:cs="Times New Roman"/>
+          <w:sz w:val="28"/>
+          <w:szCs w:val="28"/>
+        </w:rPr>
+        <w:t>[)</w:t>
+      </w:r>
+      <w:r>
+        <w:rPr>
+          <w:rFonts w:cs="Times New Roman"/>
+          <w:sz w:val="28"/>
+          <w:szCs w:val="28"/>
+        </w:rPr>
+        <w:t>.</w:t>
+      </w:r>
+    </w:p>
+    <w:p>
+      <w:pPr>
+        <w:numPr>
+          <w:ilvl w:val="0"/>
+          <w:numId w:val="12"/>
+        </w:numPr>
+        <w:spacing w:after="60"/>
+        <w:rPr>
+          <w:rFonts w:cs="Times New Roman"/>
+          <w:sz w:val="28"/>
+          <w:szCs w:val="28"/>
+        </w:rPr>
+      </w:pPr>
+      <w:r>
+        <w:rPr>
+          <w:rFonts w:cs="Times New Roman"/>
+          <w:sz w:val="28"/>
+          <w:szCs w:val="28"/>
+        </w:rPr>
+        <w:t xml:space="preserve">Вставить ключ блокировки панели кулачковых переключателей </w:t>
+      </w:r>
+      <w:r>
+        <w:rPr>
+          <w:rFonts w:cs="Times New Roman"/>
+          <w:sz w:val="28"/>
+          <w:szCs w:val="28"/>
+        </w:rPr>
+        <w:t>(</w:t>
+      </w:r>
+      <w:r>
+        <w:rPr>
+          <w:rFonts w:cs="Times New Roman"/>
+          <w:sz w:val="28"/>
+          <w:szCs w:val="28"/>
+          <w:lang w:val="en-US"/>
+        </w:rPr>
+        <w:t>Alt</w:t>
+      </w:r>
+      <w:r>
+        <w:rPr>
+          <w:rFonts w:cs="Times New Roman"/>
+          <w:sz w:val="28"/>
+          <w:szCs w:val="28"/>
+        </w:rPr>
+        <w:t xml:space="preserve"> + </w:t>
+      </w:r>
+      <w:r>
+        <w:rPr>
+          <w:rFonts w:cs="Times New Roman"/>
+          <w:sz w:val="28"/>
+          <w:szCs w:val="28"/>
+          <w:lang w:val="en-US"/>
+        </w:rPr>
+        <w:t>Y</w:t>
+      </w:r>
+      <w:r>
+        <w:rPr>
+          <w:rFonts w:cs="Times New Roman"/>
+          <w:sz w:val="28"/>
+          <w:szCs w:val="28"/>
+        </w:rPr>
+        <w:t xml:space="preserve">) </w:t>
+      </w:r>
+      <w:r>
+        <w:rPr>
+          <w:rFonts w:cs="Times New Roman"/>
+          <w:sz w:val="28"/>
+          <w:szCs w:val="28"/>
+        </w:rPr>
+        <w:t xml:space="preserve">и разблокировать панель </w:t>
+      </w:r>
+      <w:r>
+        <w:rPr>
+          <w:rFonts w:cs="Times New Roman"/>
+          <w:sz w:val="28"/>
+          <w:szCs w:val="28"/>
+        </w:rPr>
+        <w:t>(</w:t>
+      </w:r>
+      <w:r>
+        <w:rPr>
+          <w:rFonts w:cs="Times New Roman"/>
+          <w:sz w:val="28"/>
+          <w:szCs w:val="28"/>
+          <w:lang w:val="en-US"/>
+        </w:rPr>
+        <w:t>Shift</w:t>
+      </w:r>
+      <w:r>
+        <w:rPr>
+          <w:rFonts w:cs="Times New Roman"/>
+          <w:sz w:val="28"/>
+          <w:szCs w:val="28"/>
+        </w:rPr>
+        <w:t xml:space="preserve"> + </w:t>
+      </w:r>
+      <w:r>
+        <w:rPr>
+          <w:rFonts w:cs="Times New Roman"/>
+          <w:sz w:val="28"/>
+          <w:szCs w:val="28"/>
+          <w:lang w:val="en-US"/>
+        </w:rPr>
+        <w:t>Y</w:t>
+      </w:r>
+      <w:r>
+        <w:rPr>
+          <w:rFonts w:cs="Times New Roman"/>
+          <w:sz w:val="28"/>
+          <w:szCs w:val="28"/>
+        </w:rPr>
+        <w:t>)</w:t>
+      </w:r>
+    </w:p>
+    <w:p>
+      <w:pPr>
+        <w:numPr>
+          <w:ilvl w:val="0"/>
+          <w:numId w:val="12"/>
+        </w:numPr>
+        <w:spacing w:after="60"/>
+        <w:rPr>
+          <w:rFonts w:cs="Times New Roman"/>
+          <w:sz w:val="28"/>
+          <w:szCs w:val="28"/>
+        </w:rPr>
+      </w:pPr>
+      <w:r>
+        <w:rPr>
+          <w:rFonts w:cs="Times New Roman"/>
+          <w:sz w:val="28"/>
+          <w:szCs w:val="28"/>
+        </w:rPr>
+        <w:t>Вставить ключ ЭПК автостопа (</w:t>
+      </w:r>
+      <w:r>
+        <w:rPr>
+          <w:rFonts w:cs="Times New Roman"/>
+          <w:sz w:val="28"/>
+          <w:szCs w:val="28"/>
+          <w:lang w:val="en-US"/>
+        </w:rPr>
+        <w:t>Alt</w:t>
+      </w:r>
+      <w:r>
+        <w:rPr>
+          <w:rFonts w:cs="Times New Roman"/>
+          <w:sz w:val="28"/>
+          <w:szCs w:val="28"/>
+        </w:rPr>
+        <w:t xml:space="preserve"> + </w:t>
+      </w:r>
+      <w:r>
+        <w:rPr>
+          <w:rFonts w:cs="Times New Roman"/>
+          <w:sz w:val="28"/>
+          <w:szCs w:val="28"/>
+          <w:lang w:val="en-US"/>
+        </w:rPr>
+        <w:t>N</w:t>
+      </w:r>
+      <w:r>
+        <w:rPr>
+          <w:rFonts w:cs="Times New Roman"/>
+          <w:sz w:val="28"/>
+          <w:szCs w:val="28"/>
+        </w:rPr>
+        <w:t>).</w:t>
+      </w:r>
+    </w:p>
+    <w:p>
+      <w:pPr>
+        <w:numPr>
+          <w:ilvl w:val="0"/>
+          <w:numId w:val="12"/>
+        </w:numPr>
+        <w:spacing w:after="60"/>
+        <w:rPr>
+          <w:rFonts w:cs="Times New Roman"/>
+          <w:sz w:val="28"/>
+          <w:szCs w:val="28"/>
+        </w:rPr>
+      </w:pPr>
+      <w:r>
+        <w:rPr>
+          <w:rFonts w:cs="Times New Roman"/>
+          <w:sz w:val="28"/>
+          <w:szCs w:val="28"/>
+        </w:rPr>
+        <w:t>Вставить реверсивную рукоятку (</w:t>
+      </w:r>
+      <w:r>
+        <w:rPr>
+          <w:rFonts w:cs="Times New Roman"/>
+          <w:sz w:val="28"/>
+          <w:szCs w:val="28"/>
+          <w:lang w:val="en-US"/>
+        </w:rPr>
+        <w:t>Shift</w:t>
+      </w:r>
+      <w:r>
+        <w:rPr>
+          <w:rFonts w:cs="Times New Roman"/>
+          <w:sz w:val="28"/>
+          <w:szCs w:val="28"/>
+        </w:rPr>
+        <w:t xml:space="preserve"> + </w:t>
+      </w:r>
+      <w:r>
+        <w:rPr>
+          <w:rFonts w:cs="Times New Roman"/>
+          <w:sz w:val="28"/>
+          <w:szCs w:val="28"/>
+          <w:lang w:val="en-US"/>
+        </w:rPr>
+        <w:t>W</w:t>
+      </w:r>
+      <w:r>
+        <w:rPr>
+          <w:rFonts w:cs="Times New Roman"/>
+          <w:sz w:val="28"/>
+          <w:szCs w:val="28"/>
+        </w:rPr>
+        <w:t>).</w:t>
+      </w:r>
+    </w:p>
+    <w:p>
+      <w:pPr>
+        <w:numPr>
+          <w:ilvl w:val="0"/>
+          <w:numId w:val="12"/>
+        </w:numPr>
+        <w:spacing w:after="60"/>
+        <w:rPr>
+          <w:rFonts w:cs="Times New Roman"/>
+          <w:sz w:val="28"/>
+          <w:szCs w:val="28"/>
+        </w:rPr>
+      </w:pPr>
+      <w:r>
+        <w:rPr>
+          <w:rFonts w:cs="Times New Roman"/>
+          <w:sz w:val="28"/>
+          <w:szCs w:val="28"/>
+        </w:rPr>
+        <w:t>Открыть комбинированный кран (</w:t>
+      </w:r>
+      <w:r>
+        <w:rPr>
+          <w:rFonts w:cs="Times New Roman"/>
+          <w:sz w:val="28"/>
+          <w:szCs w:val="28"/>
+          <w:lang w:val="en-US"/>
+        </w:rPr>
+        <w:t>Shift</w:t>
+      </w:r>
+      <w:r>
+        <w:rPr>
+          <w:rFonts w:cs="Times New Roman"/>
+          <w:sz w:val="28"/>
+          <w:szCs w:val="28"/>
+        </w:rPr>
+        <w:t xml:space="preserve"> + </w:t>
+      </w:r>
+      <w:r>
+        <w:rPr>
+          <w:rFonts w:cs="Times New Roman"/>
+          <w:sz w:val="28"/>
+          <w:szCs w:val="28"/>
+          <w:lang w:val="en-US"/>
+        </w:rPr>
+        <w:t>Backspace</w:t>
+      </w:r>
+      <w:r>
+        <w:rPr>
+          <w:rFonts w:cs="Times New Roman"/>
+          <w:sz w:val="28"/>
+          <w:szCs w:val="28"/>
+        </w:rPr>
+        <w:t>).</w:t>
+      </w:r>
+    </w:p>
+    <w:p>
+      <w:pPr>
+        <w:numPr>
+          <w:ilvl w:val="0"/>
+          <w:numId w:val="12"/>
+        </w:numPr>
+        <w:spacing w:after="60"/>
+        <w:rPr>
+          <w:rFonts w:cs="Times New Roman"/>
+          <w:sz w:val="28"/>
+          <w:szCs w:val="28"/>
+        </w:rPr>
+      </w:pPr>
+      <w:r>
+        <w:rPr>
+          <w:rFonts w:cs="Times New Roman"/>
+          <w:sz w:val="28"/>
+          <w:szCs w:val="28"/>
+        </w:rPr>
+        <w:t xml:space="preserve">Поднять </w:t>
+      </w:r>
+      <w:proofErr w:type="spellStart"/>
+      <w:r>
+        <w:rPr>
+          <w:rFonts w:cs="Times New Roman"/>
+          <w:sz w:val="28"/>
+          <w:szCs w:val="28"/>
+        </w:rPr>
+        <w:t>токоприемник</w:t>
+      </w:r>
+      <w:proofErr w:type="spellEnd"/>
+      <w:r>
+        <w:rPr>
+          <w:rFonts w:cs="Times New Roman"/>
+          <w:sz w:val="28"/>
+          <w:szCs w:val="28"/>
+        </w:rPr>
+        <w:t>, включить быстродействующий выключатель</w:t>
+      </w:r>
+      <w:r>
+        <w:rPr>
+          <w:rFonts w:cs="Times New Roman"/>
+          <w:sz w:val="28"/>
+          <w:szCs w:val="28"/>
+        </w:rPr>
+        <w:t>, привести в действие вспомогательные машины.</w:t>
+      </w:r>
+      <w:bookmarkStart w:id="1" w:name="_GoBack"/>
+      <w:bookmarkEnd w:id="1"/>
+    </w:p>
+    <w:p>
+      <w:pPr>
+        <w:numPr>
+          <w:ilvl w:val="0"/>
+          <w:numId w:val="12"/>
+        </w:numPr>
+        <w:spacing w:after="60"/>
+        <w:rPr>
+          <w:rFonts w:cs="Times New Roman"/>
+          <w:sz w:val="28"/>
+          <w:szCs w:val="28"/>
+        </w:rPr>
+      </w:pPr>
+      <w:r>
+        <w:rPr>
+          <w:rFonts w:cs="Times New Roman"/>
+          <w:sz w:val="28"/>
+          <w:szCs w:val="28"/>
+        </w:rPr>
+        <w:t xml:space="preserve">Зарядить тормозную магистраль </w:t>
+      </w:r>
+      <w:proofErr w:type="spellStart"/>
+      <w:r>
+        <w:rPr>
+          <w:rFonts w:cs="Times New Roman"/>
+          <w:sz w:val="28"/>
+          <w:szCs w:val="28"/>
+        </w:rPr>
+        <w:t>путем</w:t>
+      </w:r>
+      <w:proofErr w:type="spellEnd"/>
+      <w:r>
+        <w:rPr>
+          <w:rFonts w:cs="Times New Roman"/>
+          <w:sz w:val="28"/>
+          <w:szCs w:val="28"/>
+        </w:rPr>
+        <w:t xml:space="preserve"> перевода крана машиниста в положение </w:t>
+      </w:r>
+      <w:r>
+        <w:rPr>
+          <w:rFonts w:cs="Times New Roman"/>
+          <w:sz w:val="28"/>
+          <w:szCs w:val="28"/>
+          <w:lang w:val="en-US"/>
+        </w:rPr>
+        <w:t>II</w:t>
+      </w:r>
+      <w:r>
+        <w:rPr>
+          <w:rFonts w:cs="Times New Roman"/>
+          <w:sz w:val="28"/>
+          <w:szCs w:val="28"/>
+        </w:rPr>
+        <w:t xml:space="preserve"> «Поездное» (;|ж)</w:t>
+      </w:r>
+    </w:p>
+    <w:p>
+      <w:pPr>
+        <w:spacing w:after="60"/>
+        <w:rPr>
+          <w:rFonts w:cs="Times New Roman"/>
+          <w:sz w:val="28"/>
+          <w:szCs w:val="28"/>
+        </w:rPr>
+      </w:pPr>
     </w:p>
     <w:sectPr>
       <w:pgSz w:w="11906" w:h="16838"/>
@@ -5863,7 +7725,7 @@
 </file>
 
 <file path=word/numbering.xml><?xml version="1.0" encoding="utf-8"?>
-<w:numbering xmlns:wpc="http://schemas.microsoft.com/office/word/2010/wordprocessingCanvas" xmlns:cx="http://schemas.microsoft.com/office/drawing/2014/chartex" xmlns:cx1="http://schemas.microsoft.com/office/drawing/2015/9/8/chartex" xmlns:cx2="http://schemas.microsoft.com/office/drawing/2015/10/21/chartex" xmlns:cx3="http://schemas.microsoft.com/office/drawing/2016/5/9/chartex" xmlns:cx4="http://schemas.microsoft.com/office/drawing/2016/5/10/chartex" xmlns:cx5="http://schemas.microsoft.com/office/drawing/2016/5/11/chartex" xmlns:cx6="http://schemas.microsoft.com/office/drawing/2016/5/12/chartex" xmlns:cx7="http://schemas.microsoft.com/office/drawing/2016/5/13/chartex" xmlns:cx8="http://schemas.microsoft.com/office/drawing/2016/5/14/chartex" xmlns:mc="http://schemas.openxmlformats.org/markup-compatibility/2006" xmlns:aink="http://schemas.microsoft.com/office/drawing/2016/ink" xmlns:am3d="http://schemas.microsoft.com/office/drawing/2017/model3d" xmlns:o="urn:schemas-microsoft-com:office:office" xmlns:r="http://schemas.openxmlformats.org/officeDocument/2006/relationships" xmlns:m="http://schemas.openxmlformats.org/officeDocument/2006/math" xmlns:v="urn:schemas-microsoft-com:vml" xmlns:wp14="http://schemas.microsoft.com/office/word/2010/wordprocessingDrawing" xmlns:wp="http://schemas.openxmlformats.org/drawingml/2006/wordprocessingDrawing" xmlns:w10="urn:schemas-microsoft-com:office:word" xmlns:w="http://schemas.openxmlformats.org/wordprocessingml/2006/main" xmlns:w14="http://schemas.microsoft.com/office/word/2010/wordml" xmlns:w15="http://schemas.microsoft.com/office/word/2012/wordml" xmlns:w16cex="http://schemas.microsoft.com/office/word/2018/wordml/cex" xmlns:w16cid="http://schemas.microsoft.com/office/word/2016/wordml/cid" xmlns:w16="http://schemas.microsoft.com/office/word/2018/wordml" xmlns:w16sdtdh="http://schemas.microsoft.com/office/word/2020/wordml/sdtdatahash" xmlns:w16se="http://schemas.microsoft.com/office/word/2015/wordml/symex" xmlns:wpg="http://schemas.microsoft.com/office/word/2010/wordprocessingGroup" xmlns:wpi="http://schemas.microsoft.com/office/word/2010/wordprocessingInk" xmlns:wne="http://schemas.microsoft.com/office/word/2006/wordml" xmlns:wps="http://schemas.microsoft.com/office/word/2010/wordprocessingShape" mc:Ignorable="w14 w15 w16se w16cid w16 w16cex w16sdtdh wp14">
+<w:numbering xmlns:wpc="http://schemas.microsoft.com/office/word/2010/wordprocessingCanvas" xmlns:cx="http://schemas.microsoft.com/office/drawing/2014/chartex" xmlns:mc="http://schemas.openxmlformats.org/markup-compatibility/2006" xmlns:o="urn:schemas-microsoft-com:office:office" xmlns:r="http://schemas.openxmlformats.org/officeDocument/2006/relationships" xmlns:m="http://schemas.openxmlformats.org/officeDocument/2006/math" xmlns:v="urn:schemas-microsoft-com:vml" xmlns:wp14="http://schemas.microsoft.com/office/word/2010/wordprocessingDrawing" xmlns:wp="http://schemas.openxmlformats.org/drawingml/2006/wordprocessingDrawing" xmlns:w10="urn:schemas-microsoft-com:office:word" xmlns:w="http://schemas.openxmlformats.org/wordprocessingml/2006/main" xmlns:w14="http://schemas.microsoft.com/office/word/2010/wordml" xmlns:w15="http://schemas.microsoft.com/office/word/2012/wordml" xmlns:w16se="http://schemas.microsoft.com/office/word/2015/wordml/symex" xmlns:wpg="http://schemas.microsoft.com/office/word/2010/wordprocessingGroup" xmlns:wpi="http://schemas.microsoft.com/office/word/2010/wordprocessingInk" xmlns:wne="http://schemas.microsoft.com/office/word/2006/wordml" xmlns:wps="http://schemas.microsoft.com/office/word/2010/wordprocessingShape" mc:Ignorable="w14 w15 w16se wp14">
   <w:abstractNum w:abstractNumId="0" w15:restartNumberingAfterBreak="0">
     <w:nsid w:val="033E0224"/>
     <w:multiLevelType w:val="hybridMultilevel"/>
@@ -5954,6 +7816,92 @@
     </w:lvl>
   </w:abstractNum>
   <w:abstractNum w:abstractNumId="1" w15:restartNumberingAfterBreak="0">
+    <w:nsid w:val="0FE62CA8"/>
+    <w:multiLevelType w:val="hybridMultilevel"/>
+    <w:tmpl w:val="DE5E4A5A"/>
+    <w:lvl w:ilvl="0" w:tplc="0419000F">
+      <w:start w:val="1"/>
+      <w:numFmt w:val="decimal"/>
+      <w:lvlText w:val="%1."/>
+      <w:lvlJc w:val="left"/>
+      <w:pPr>
+        <w:ind w:left="720" w:hanging="360"/>
+      </w:pPr>
+    </w:lvl>
+    <w:lvl w:ilvl="1" w:tplc="04190019" w:tentative="1">
+      <w:start w:val="1"/>
+      <w:numFmt w:val="lowerLetter"/>
+      <w:lvlText w:val="%2."/>
+      <w:lvlJc w:val="left"/>
+      <w:pPr>
+        <w:ind w:left="1440" w:hanging="360"/>
+      </w:pPr>
+    </w:lvl>
+    <w:lvl w:ilvl="2" w:tplc="0419001B" w:tentative="1">
+      <w:start w:val="1"/>
+      <w:numFmt w:val="lowerRoman"/>
+      <w:lvlText w:val="%3."/>
+      <w:lvlJc w:val="right"/>
+      <w:pPr>
+        <w:ind w:left="2160" w:hanging="180"/>
+      </w:pPr>
+    </w:lvl>
+    <w:lvl w:ilvl="3" w:tplc="0419000F" w:tentative="1">
+      <w:start w:val="1"/>
+      <w:numFmt w:val="decimal"/>
+      <w:lvlText w:val="%4."/>
+      <w:lvlJc w:val="left"/>
+      <w:pPr>
+        <w:ind w:left="2880" w:hanging="360"/>
+      </w:pPr>
+    </w:lvl>
+    <w:lvl w:ilvl="4" w:tplc="04190019" w:tentative="1">
+      <w:start w:val="1"/>
+      <w:numFmt w:val="lowerLetter"/>
+      <w:lvlText w:val="%5."/>
+      <w:lvlJc w:val="left"/>
+      <w:pPr>
+        <w:ind w:left="3600" w:hanging="360"/>
+      </w:pPr>
+    </w:lvl>
+    <w:lvl w:ilvl="5" w:tplc="0419001B" w:tentative="1">
+      <w:start w:val="1"/>
+      <w:numFmt w:val="lowerRoman"/>
+      <w:lvlText w:val="%6."/>
+      <w:lvlJc w:val="right"/>
+      <w:pPr>
+        <w:ind w:left="4320" w:hanging="180"/>
+      </w:pPr>
+    </w:lvl>
+    <w:lvl w:ilvl="6" w:tplc="0419000F" w:tentative="1">
+      <w:start w:val="1"/>
+      <w:numFmt w:val="decimal"/>
+      <w:lvlText w:val="%7."/>
+      <w:lvlJc w:val="left"/>
+      <w:pPr>
+        <w:ind w:left="5040" w:hanging="360"/>
+      </w:pPr>
+    </w:lvl>
+    <w:lvl w:ilvl="7" w:tplc="04190019" w:tentative="1">
+      <w:start w:val="1"/>
+      <w:numFmt w:val="lowerLetter"/>
+      <w:lvlText w:val="%8."/>
+      <w:lvlJc w:val="left"/>
+      <w:pPr>
+        <w:ind w:left="5760" w:hanging="360"/>
+      </w:pPr>
+    </w:lvl>
+    <w:lvl w:ilvl="8" w:tplc="0419001B" w:tentative="1">
+      <w:start w:val="1"/>
+      <w:numFmt w:val="lowerRoman"/>
+      <w:lvlText w:val="%9."/>
+      <w:lvlJc w:val="right"/>
+      <w:pPr>
+        <w:ind w:left="6480" w:hanging="180"/>
+      </w:pPr>
+    </w:lvl>
+  </w:abstractNum>
+  <w:abstractNum w:abstractNumId="2" w15:restartNumberingAfterBreak="0">
     <w:nsid w:val="167A71D9"/>
     <w:multiLevelType w:val="hybridMultilevel"/>
     <w:tmpl w:val="D3B8BC0A"/>
@@ -6042,7 +7990,7 @@
       </w:pPr>
     </w:lvl>
   </w:abstractNum>
-  <w:abstractNum w:abstractNumId="2" w15:restartNumberingAfterBreak="0">
+  <w:abstractNum w:abstractNumId="3" w15:restartNumberingAfterBreak="0">
     <w:nsid w:val="1E3F0820"/>
     <w:multiLevelType w:val="hybridMultilevel"/>
     <w:tmpl w:val="E28CACFC"/>
@@ -6134,7 +8082,7 @@
       </w:pPr>
     </w:lvl>
   </w:abstractNum>
-  <w:abstractNum w:abstractNumId="3" w15:restartNumberingAfterBreak="0">
+  <w:abstractNum w:abstractNumId="4" w15:restartNumberingAfterBreak="0">
     <w:nsid w:val="1F5413BB"/>
     <w:multiLevelType w:val="hybridMultilevel"/>
     <w:tmpl w:val="863C376A"/>
@@ -6223,7 +8171,7 @@
       </w:pPr>
     </w:lvl>
   </w:abstractNum>
-  <w:abstractNum w:abstractNumId="4" w15:restartNumberingAfterBreak="0">
+  <w:abstractNum w:abstractNumId="5" w15:restartNumberingAfterBreak="0">
     <w:nsid w:val="32134B04"/>
     <w:multiLevelType w:val="hybridMultilevel"/>
     <w:tmpl w:val="D3B8BC0A"/>
@@ -6312,7 +8260,7 @@
       </w:pPr>
     </w:lvl>
   </w:abstractNum>
-  <w:abstractNum w:abstractNumId="5" w15:restartNumberingAfterBreak="0">
+  <w:abstractNum w:abstractNumId="6" w15:restartNumberingAfterBreak="0">
     <w:nsid w:val="33DF35C4"/>
     <w:multiLevelType w:val="hybridMultilevel"/>
     <w:tmpl w:val="A8F6705C"/>
@@ -6401,7 +8349,7 @@
       </w:pPr>
     </w:lvl>
   </w:abstractNum>
-  <w:abstractNum w:abstractNumId="6" w15:restartNumberingAfterBreak="0">
+  <w:abstractNum w:abstractNumId="7" w15:restartNumberingAfterBreak="0">
     <w:nsid w:val="34DA5293"/>
     <w:multiLevelType w:val="hybridMultilevel"/>
     <w:tmpl w:val="43B04C1E"/>
@@ -6490,7 +8438,7 @@
       </w:pPr>
     </w:lvl>
   </w:abstractNum>
-  <w:abstractNum w:abstractNumId="7" w15:restartNumberingAfterBreak="0">
+  <w:abstractNum w:abstractNumId="8" w15:restartNumberingAfterBreak="0">
     <w:nsid w:val="420158F8"/>
     <w:multiLevelType w:val="hybridMultilevel"/>
     <w:tmpl w:val="E35E0F76"/>
@@ -6603,7 +8551,7 @@
       </w:rPr>
     </w:lvl>
   </w:abstractNum>
-  <w:abstractNum w:abstractNumId="8" w15:restartNumberingAfterBreak="0">
+  <w:abstractNum w:abstractNumId="9" w15:restartNumberingAfterBreak="0">
     <w:nsid w:val="56DD1352"/>
     <w:multiLevelType w:val="hybridMultilevel"/>
     <w:tmpl w:val="33769410"/>
@@ -6692,7 +8640,7 @@
       </w:pPr>
     </w:lvl>
   </w:abstractNum>
-  <w:abstractNum w:abstractNumId="9" w15:restartNumberingAfterBreak="0">
+  <w:abstractNum w:abstractNumId="10" w15:restartNumberingAfterBreak="0">
     <w:nsid w:val="6698101C"/>
     <w:multiLevelType w:val="hybridMultilevel"/>
     <w:tmpl w:val="49C22572"/>
@@ -6781,7 +8729,7 @@
       </w:pPr>
     </w:lvl>
   </w:abstractNum>
-  <w:abstractNum w:abstractNumId="10" w15:restartNumberingAfterBreak="0">
+  <w:abstractNum w:abstractNumId="11" w15:restartNumberingAfterBreak="0">
     <w:nsid w:val="7CD12EE2"/>
     <w:multiLevelType w:val="hybridMultilevel"/>
     <w:tmpl w:val="BFAEFC54"/>
@@ -6874,43 +8822,46 @@
     </w:lvl>
   </w:abstractNum>
   <w:num w:numId="1">
+    <w:abstractNumId w:val="5"/>
+  </w:num>
+  <w:num w:numId="2">
     <w:abstractNumId w:val="4"/>
   </w:num>
-  <w:num w:numId="2">
-    <w:abstractNumId w:val="3"/>
-  </w:num>
   <w:num w:numId="3">
-    <w:abstractNumId w:val="8"/>
+    <w:abstractNumId w:val="9"/>
   </w:num>
   <w:num w:numId="4">
     <w:abstractNumId w:val="0"/>
   </w:num>
   <w:num w:numId="5">
+    <w:abstractNumId w:val="11"/>
+  </w:num>
+  <w:num w:numId="6">
+    <w:abstractNumId w:val="7"/>
+  </w:num>
+  <w:num w:numId="7">
+    <w:abstractNumId w:val="6"/>
+  </w:num>
+  <w:num w:numId="8">
+    <w:abstractNumId w:val="3"/>
+  </w:num>
+  <w:num w:numId="9">
+    <w:abstractNumId w:val="8"/>
+  </w:num>
+  <w:num w:numId="10">
+    <w:abstractNumId w:val="2"/>
+  </w:num>
+  <w:num w:numId="11">
     <w:abstractNumId w:val="10"/>
   </w:num>
-  <w:num w:numId="6">
-    <w:abstractNumId w:val="6"/>
-  </w:num>
-  <w:num w:numId="7">
-    <w:abstractNumId w:val="5"/>
-  </w:num>
-  <w:num w:numId="8">
-    <w:abstractNumId w:val="2"/>
-  </w:num>
-  <w:num w:numId="9">
-    <w:abstractNumId w:val="7"/>
-  </w:num>
-  <w:num w:numId="10">
+  <w:num w:numId="12">
     <w:abstractNumId w:val="1"/>
-  </w:num>
-  <w:num w:numId="11">
-    <w:abstractNumId w:val="9"/>
   </w:num>
 </w:numbering>
 </file>
 
 <file path=word/styles.xml><?xml version="1.0" encoding="utf-8"?>
-<w:styles xmlns:mc="http://schemas.openxmlformats.org/markup-compatibility/2006" xmlns:r="http://schemas.openxmlformats.org/officeDocument/2006/relationships" xmlns:w="http://schemas.openxmlformats.org/wordprocessingml/2006/main" xmlns:w14="http://schemas.microsoft.com/office/word/2010/wordml" xmlns:w15="http://schemas.microsoft.com/office/word/2012/wordml" xmlns:w16cex="http://schemas.microsoft.com/office/word/2018/wordml/cex" xmlns:w16cid="http://schemas.microsoft.com/office/word/2016/wordml/cid" xmlns:w16="http://schemas.microsoft.com/office/word/2018/wordml" xmlns:w16sdtdh="http://schemas.microsoft.com/office/word/2020/wordml/sdtdatahash" xmlns:w16se="http://schemas.microsoft.com/office/word/2015/wordml/symex" mc:Ignorable="w14 w15 w16se w16cid w16 w16cex w16sdtdh">
+<w:styles xmlns:mc="http://schemas.openxmlformats.org/markup-compatibility/2006" xmlns:r="http://schemas.openxmlformats.org/officeDocument/2006/relationships" xmlns:w="http://schemas.openxmlformats.org/wordprocessingml/2006/main" xmlns:w14="http://schemas.microsoft.com/office/word/2010/wordml" xmlns:w15="http://schemas.microsoft.com/office/word/2012/wordml" xmlns:w16se="http://schemas.microsoft.com/office/word/2015/wordml/symex" mc:Ignorable="w14 w15 w16se">
   <w:docDefaults>
     <w:rPrDefault>
       <w:rPr>
@@ -6926,7 +8877,7 @@
       </w:pPr>
     </w:pPrDefault>
   </w:docDefaults>
-  <w:latentStyles w:defLockedState="0" w:defUIPriority="99" w:defSemiHidden="0" w:defUnhideWhenUsed="0" w:defQFormat="0" w:count="376">
+  <w:latentStyles w:defLockedState="0" w:defUIPriority="99" w:defSemiHidden="0" w:defUnhideWhenUsed="0" w:defQFormat="0" w:count="371">
     <w:lsdException w:name="Normal" w:uiPriority="0" w:qFormat="1"/>
     <w:lsdException w:name="heading 1" w:uiPriority="9" w:qFormat="1"/>
     <w:lsdException w:name="heading 2" w:semiHidden="1" w:uiPriority="9" w:unhideWhenUsed="1" w:qFormat="1"/>
@@ -7298,11 +9249,6 @@
     <w:lsdException w:name="List Table 5 Dark Accent 6" w:uiPriority="50"/>
     <w:lsdException w:name="List Table 6 Colorful Accent 6" w:uiPriority="51"/>
     <w:lsdException w:name="List Table 7 Colorful Accent 6" w:uiPriority="52"/>
-    <w:lsdException w:name="Mention" w:semiHidden="1" w:unhideWhenUsed="1"/>
-    <w:lsdException w:name="Smart Hyperlink" w:semiHidden="1" w:unhideWhenUsed="1"/>
-    <w:lsdException w:name="Hashtag" w:semiHidden="1" w:unhideWhenUsed="1"/>
-    <w:lsdException w:name="Unresolved Mention" w:semiHidden="1" w:unhideWhenUsed="1"/>
-    <w:lsdException w:name="Smart Link" w:semiHidden="1" w:unhideWhenUsed="1"/>
   </w:latentStyles>
   <w:style w:type="paragraph" w:default="1" w:styleId="a">
     <w:name w:val="Normal"/>
@@ -7316,7 +9262,6 @@
   <w:style w:type="character" w:default="1" w:styleId="a0">
     <w:name w:val="Default Paragraph Font"/>
     <w:uiPriority w:val="1"/>
-    <w:semiHidden/>
     <w:unhideWhenUsed/>
   </w:style>
   <w:style w:type="table" w:default="1" w:styleId="a1">

--- a/docs/CHS2t-user_manual.docx
+++ b/docs/CHS2t-user_manual.docx
@@ -1,6 +1,6 @@
 
 <file path=word/document.xml><?xml version="1.0" encoding="utf-8"?>
-<w:document xmlns:wpc="http://schemas.microsoft.com/office/word/2010/wordprocessingCanvas" xmlns:cx="http://schemas.microsoft.com/office/drawing/2014/chartex" xmlns:cx1="http://schemas.microsoft.com/office/drawing/2015/9/8/chartex" xmlns:cx2="http://schemas.microsoft.com/office/drawing/2015/10/21/chartex" xmlns:cx3="http://schemas.microsoft.com/office/drawing/2016/5/9/chartex" xmlns:cx4="http://schemas.microsoft.com/office/drawing/2016/5/10/chartex" xmlns:cx5="http://schemas.microsoft.com/office/drawing/2016/5/11/chartex" xmlns:cx6="http://schemas.microsoft.com/office/drawing/2016/5/12/chartex" xmlns:cx7="http://schemas.microsoft.com/office/drawing/2016/5/13/chartex" xmlns:cx8="http://schemas.microsoft.com/office/drawing/2016/5/14/chartex" xmlns:mc="http://schemas.openxmlformats.org/markup-compatibility/2006" xmlns:aink="http://schemas.microsoft.com/office/drawing/2016/ink" xmlns:am3d="http://schemas.microsoft.com/office/drawing/2017/model3d" xmlns:o="urn:schemas-microsoft-com:office:office" xmlns:r="http://schemas.openxmlformats.org/officeDocument/2006/relationships" xmlns:m="http://schemas.openxmlformats.org/officeDocument/2006/math" xmlns:v="urn:schemas-microsoft-com:vml" xmlns:wp14="http://schemas.microsoft.com/office/word/2010/wordprocessingDrawing" xmlns:wp="http://schemas.openxmlformats.org/drawingml/2006/wordprocessingDrawing" xmlns:w10="urn:schemas-microsoft-com:office:word" xmlns:w="http://schemas.openxmlformats.org/wordprocessingml/2006/main" xmlns:w14="http://schemas.microsoft.com/office/word/2010/wordml" xmlns:w15="http://schemas.microsoft.com/office/word/2012/wordml" xmlns:w16cex="http://schemas.microsoft.com/office/word/2018/wordml/cex" xmlns:w16cid="http://schemas.microsoft.com/office/word/2016/wordml/cid" xmlns:w16="http://schemas.microsoft.com/office/word/2018/wordml" xmlns:w16sdtdh="http://schemas.microsoft.com/office/word/2020/wordml/sdtdatahash" xmlns:w16se="http://schemas.microsoft.com/office/word/2015/wordml/symex" xmlns:wpg="http://schemas.microsoft.com/office/word/2010/wordprocessingGroup" xmlns:wpi="http://schemas.microsoft.com/office/word/2010/wordprocessingInk" xmlns:wne="http://schemas.microsoft.com/office/word/2006/wordml" xmlns:wps="http://schemas.microsoft.com/office/word/2010/wordprocessingShape" mc:Ignorable="w14 w15 w16se w16cid w16 w16cex w16sdtdh wp14">
+<w:document xmlns:wpc="http://schemas.microsoft.com/office/word/2010/wordprocessingCanvas" xmlns:cx="http://schemas.microsoft.com/office/drawing/2014/chartex" xmlns:cx1="http://schemas.microsoft.com/office/drawing/2015/9/8/chartex" xmlns:cx2="http://schemas.microsoft.com/office/drawing/2015/10/21/chartex" xmlns:cx3="http://schemas.microsoft.com/office/drawing/2016/5/9/chartex" xmlns:cx4="http://schemas.microsoft.com/office/drawing/2016/5/10/chartex" xmlns:cx5="http://schemas.microsoft.com/office/drawing/2016/5/11/chartex" xmlns:cx6="http://schemas.microsoft.com/office/drawing/2016/5/12/chartex" xmlns:cx7="http://schemas.microsoft.com/office/drawing/2016/5/13/chartex" xmlns:cx8="http://schemas.microsoft.com/office/drawing/2016/5/14/chartex" xmlns:mc="http://schemas.openxmlformats.org/markup-compatibility/2006" xmlns:aink="http://schemas.microsoft.com/office/drawing/2016/ink" xmlns:am3d="http://schemas.microsoft.com/office/drawing/2017/model3d" xmlns:o="urn:schemas-microsoft-com:office:office" xmlns:oel="http://schemas.microsoft.com/office/2019/extlst" xmlns:r="http://schemas.openxmlformats.org/officeDocument/2006/relationships" xmlns:m="http://schemas.openxmlformats.org/officeDocument/2006/math" xmlns:v="urn:schemas-microsoft-com:vml" xmlns:wp14="http://schemas.microsoft.com/office/word/2010/wordprocessingDrawing" xmlns:wp="http://schemas.openxmlformats.org/drawingml/2006/wordprocessingDrawing" xmlns:w10="urn:schemas-microsoft-com:office:word" xmlns:w="http://schemas.openxmlformats.org/wordprocessingml/2006/main" xmlns:w14="http://schemas.microsoft.com/office/word/2010/wordml" xmlns:w15="http://schemas.microsoft.com/office/word/2012/wordml" xmlns:w16cex="http://schemas.microsoft.com/office/word/2018/wordml/cex" xmlns:w16cid="http://schemas.microsoft.com/office/word/2016/wordml/cid" xmlns:w16="http://schemas.microsoft.com/office/word/2018/wordml" xmlns:w16sdtdh="http://schemas.microsoft.com/office/word/2020/wordml/sdtdatahash" xmlns:w16se="http://schemas.microsoft.com/office/word/2015/wordml/symex" xmlns:wpg="http://schemas.microsoft.com/office/word/2010/wordprocessingGroup" xmlns:wpi="http://schemas.microsoft.com/office/word/2010/wordprocessingInk" xmlns:wne="http://schemas.microsoft.com/office/word/2006/wordml" xmlns:wps="http://schemas.microsoft.com/office/word/2010/wordprocessingShape" mc:Ignorable="w14 w15 w16se w16cid w16 w16cex w16sdtdh wp14">
   <w:body>
     <w:p>
       <w:pPr>
@@ -36,14 +36,17 @@
         <w:tblLook w:val="04A0" w:firstRow="1" w:lastRow="0" w:firstColumn="1" w:lastColumn="0" w:noHBand="0" w:noVBand="1"/>
       </w:tblPr>
       <w:tblGrid>
-        <w:gridCol w:w="2438"/>
+        <w:gridCol w:w="2412"/>
+        <w:gridCol w:w="26"/>
         <w:gridCol w:w="2949"/>
-        <w:gridCol w:w="4422"/>
+        <w:gridCol w:w="851"/>
+        <w:gridCol w:w="3571"/>
       </w:tblGrid>
       <w:tr>
         <w:tc>
           <w:tcPr>
             <w:tcW w:w="2438" w:type="dxa"/>
+            <w:gridSpan w:val="2"/>
           </w:tcPr>
           <w:p>
             <w:pPr>
@@ -90,6 +93,7 @@
         <w:tc>
           <w:tcPr>
             <w:tcW w:w="4422" w:type="dxa"/>
+            <w:gridSpan w:val="2"/>
             <w:vAlign w:val="center"/>
           </w:tcPr>
           <w:p>
@@ -116,6 +120,7 @@
         <w:tc>
           <w:tcPr>
             <w:tcW w:w="2438" w:type="dxa"/>
+            <w:gridSpan w:val="2"/>
             <w:vAlign w:val="center"/>
           </w:tcPr>
           <w:p>
@@ -186,6 +191,7 @@
         <w:tc>
           <w:tcPr>
             <w:tcW w:w="4422" w:type="dxa"/>
+            <w:gridSpan w:val="2"/>
             <w:vMerge w:val="restart"/>
             <w:vAlign w:val="center"/>
           </w:tcPr>
@@ -259,6 +265,7 @@
         <w:tc>
           <w:tcPr>
             <w:tcW w:w="2438" w:type="dxa"/>
+            <w:gridSpan w:val="2"/>
             <w:vAlign w:val="center"/>
           </w:tcPr>
           <w:p>
@@ -332,6 +339,7 @@
         <w:tc>
           <w:tcPr>
             <w:tcW w:w="4422" w:type="dxa"/>
+            <w:gridSpan w:val="2"/>
             <w:vMerge/>
             <w:vAlign w:val="center"/>
           </w:tcPr>
@@ -349,6 +357,7 @@
         <w:tc>
           <w:tcPr>
             <w:tcW w:w="2438" w:type="dxa"/>
+            <w:gridSpan w:val="2"/>
             <w:vAlign w:val="center"/>
           </w:tcPr>
           <w:p>
@@ -402,7 +411,7 @@
         <w:tc>
           <w:tcPr>
             <w:tcW w:w="7371" w:type="dxa"/>
-            <w:gridSpan w:val="2"/>
+            <w:gridSpan w:val="3"/>
             <w:vAlign w:val="center"/>
           </w:tcPr>
           <w:p>
@@ -447,6 +456,7 @@
         <w:tc>
           <w:tcPr>
             <w:tcW w:w="2438" w:type="dxa"/>
+            <w:gridSpan w:val="2"/>
             <w:vAlign w:val="center"/>
           </w:tcPr>
           <w:p>
@@ -473,7 +483,7 @@
         <w:tc>
           <w:tcPr>
             <w:tcW w:w="7371" w:type="dxa"/>
-            <w:gridSpan w:val="2"/>
+            <w:gridSpan w:val="3"/>
             <w:vAlign w:val="center"/>
           </w:tcPr>
           <w:p>
@@ -497,6 +507,7 @@
         <w:tc>
           <w:tcPr>
             <w:tcW w:w="2438" w:type="dxa"/>
+            <w:gridSpan w:val="2"/>
             <w:vAlign w:val="center"/>
           </w:tcPr>
           <w:p>
@@ -523,7 +534,7 @@
         <w:tc>
           <w:tcPr>
             <w:tcW w:w="7371" w:type="dxa"/>
-            <w:gridSpan w:val="2"/>
+            <w:gridSpan w:val="3"/>
             <w:vAlign w:val="center"/>
           </w:tcPr>
           <w:p>
@@ -582,6 +593,7 @@
         <w:tc>
           <w:tcPr>
             <w:tcW w:w="2438" w:type="dxa"/>
+            <w:gridSpan w:val="2"/>
             <w:vAlign w:val="center"/>
           </w:tcPr>
           <w:p>
@@ -635,7 +647,7 @@
         <w:tc>
           <w:tcPr>
             <w:tcW w:w="7371" w:type="dxa"/>
-            <w:gridSpan w:val="2"/>
+            <w:gridSpan w:val="3"/>
             <w:vAlign w:val="center"/>
           </w:tcPr>
           <w:p>
@@ -680,6 +692,7 @@
         <w:tc>
           <w:tcPr>
             <w:tcW w:w="2438" w:type="dxa"/>
+            <w:gridSpan w:val="2"/>
             <w:vAlign w:val="center"/>
           </w:tcPr>
           <w:p>
@@ -731,7 +744,7 @@
         <w:tc>
           <w:tcPr>
             <w:tcW w:w="7371" w:type="dxa"/>
-            <w:gridSpan w:val="2"/>
+            <w:gridSpan w:val="3"/>
             <w:vAlign w:val="center"/>
           </w:tcPr>
           <w:p>
@@ -776,6 +789,7 @@
         <w:tc>
           <w:tcPr>
             <w:tcW w:w="2438" w:type="dxa"/>
+            <w:gridSpan w:val="2"/>
             <w:vAlign w:val="center"/>
           </w:tcPr>
           <w:p>
@@ -827,7 +841,7 @@
         <w:tc>
           <w:tcPr>
             <w:tcW w:w="7371" w:type="dxa"/>
-            <w:gridSpan w:val="2"/>
+            <w:gridSpan w:val="3"/>
             <w:vAlign w:val="center"/>
           </w:tcPr>
           <w:p>
@@ -879,6 +893,7 @@
         <w:tc>
           <w:tcPr>
             <w:tcW w:w="2438" w:type="dxa"/>
+            <w:gridSpan w:val="2"/>
             <w:vAlign w:val="center"/>
           </w:tcPr>
           <w:p>
@@ -930,7 +945,7 @@
         <w:tc>
           <w:tcPr>
             <w:tcW w:w="7371" w:type="dxa"/>
-            <w:gridSpan w:val="2"/>
+            <w:gridSpan w:val="3"/>
             <w:vAlign w:val="center"/>
           </w:tcPr>
           <w:p>
@@ -975,6 +990,7 @@
         <w:tc>
           <w:tcPr>
             <w:tcW w:w="2438" w:type="dxa"/>
+            <w:gridSpan w:val="2"/>
             <w:vAlign w:val="center"/>
           </w:tcPr>
           <w:p>
@@ -1026,7 +1042,7 @@
         <w:tc>
           <w:tcPr>
             <w:tcW w:w="7371" w:type="dxa"/>
-            <w:gridSpan w:val="2"/>
+            <w:gridSpan w:val="3"/>
             <w:vAlign w:val="center"/>
           </w:tcPr>
           <w:p>
@@ -1085,6 +1101,7 @@
         <w:tc>
           <w:tcPr>
             <w:tcW w:w="2438" w:type="dxa"/>
+            <w:gridSpan w:val="2"/>
             <w:vAlign w:val="center"/>
           </w:tcPr>
           <w:p>
@@ -1136,7 +1153,7 @@
         <w:tc>
           <w:tcPr>
             <w:tcW w:w="7371" w:type="dxa"/>
-            <w:gridSpan w:val="2"/>
+            <w:gridSpan w:val="3"/>
             <w:vAlign w:val="center"/>
           </w:tcPr>
           <w:p>
@@ -1167,6 +1184,7 @@
         <w:tc>
           <w:tcPr>
             <w:tcW w:w="2438" w:type="dxa"/>
+            <w:gridSpan w:val="2"/>
             <w:vAlign w:val="center"/>
           </w:tcPr>
           <w:p>
@@ -1218,7 +1236,7 @@
         <w:tc>
           <w:tcPr>
             <w:tcW w:w="7371" w:type="dxa"/>
-            <w:gridSpan w:val="2"/>
+            <w:gridSpan w:val="3"/>
             <w:vAlign w:val="center"/>
           </w:tcPr>
           <w:p>
@@ -1277,6 +1295,7 @@
         <w:tc>
           <w:tcPr>
             <w:tcW w:w="2438" w:type="dxa"/>
+            <w:gridSpan w:val="2"/>
             <w:vAlign w:val="center"/>
           </w:tcPr>
           <w:p>
@@ -1328,7 +1347,7 @@
         <w:tc>
           <w:tcPr>
             <w:tcW w:w="7371" w:type="dxa"/>
-            <w:gridSpan w:val="2"/>
+            <w:gridSpan w:val="3"/>
             <w:tcMar>
               <w:right w:w="0" w:type="dxa"/>
             </w:tcMar>
@@ -1376,6 +1395,7 @@
         <w:tc>
           <w:tcPr>
             <w:tcW w:w="2438" w:type="dxa"/>
+            <w:gridSpan w:val="2"/>
             <w:vAlign w:val="center"/>
           </w:tcPr>
           <w:p>
@@ -1429,7 +1449,7 @@
         <w:tc>
           <w:tcPr>
             <w:tcW w:w="7371" w:type="dxa"/>
-            <w:gridSpan w:val="2"/>
+            <w:gridSpan w:val="3"/>
             <w:vAlign w:val="center"/>
           </w:tcPr>
           <w:p>
@@ -1474,6 +1494,7 @@
         <w:tc>
           <w:tcPr>
             <w:tcW w:w="2438" w:type="dxa"/>
+            <w:gridSpan w:val="2"/>
             <w:vAlign w:val="center"/>
           </w:tcPr>
           <w:p>
@@ -1524,7 +1545,7 @@
         <w:tc>
           <w:tcPr>
             <w:tcW w:w="7371" w:type="dxa"/>
-            <w:gridSpan w:val="2"/>
+            <w:gridSpan w:val="3"/>
             <w:vAlign w:val="center"/>
           </w:tcPr>
           <w:p>
@@ -1597,6 +1618,7 @@
         <w:tc>
           <w:tcPr>
             <w:tcW w:w="2438" w:type="dxa"/>
+            <w:gridSpan w:val="2"/>
             <w:vAlign w:val="center"/>
           </w:tcPr>
           <w:p>
@@ -1669,6 +1691,7 @@
         <w:tc>
           <w:tcPr>
             <w:tcW w:w="4422" w:type="dxa"/>
+            <w:gridSpan w:val="2"/>
             <w:vAlign w:val="center"/>
           </w:tcPr>
           <w:p>
@@ -1713,6 +1736,7 @@
         <w:tc>
           <w:tcPr>
             <w:tcW w:w="2438" w:type="dxa"/>
+            <w:gridSpan w:val="2"/>
             <w:vAlign w:val="center"/>
           </w:tcPr>
           <w:p>
@@ -1725,6 +1749,7 @@
                 <w:lang w:val="en-US"/>
               </w:rPr>
             </w:pPr>
+            <w:proofErr w:type="gramStart"/>
             <w:r>
               <w:rPr>
                 <w:rFonts w:cs="Times New Roman"/>
@@ -1749,7 +1774,17 @@
                 <w:szCs w:val="28"/>
                 <w:lang w:val="en-US"/>
               </w:rPr>
-              <w:t xml:space="preserve"> |  S</w:t>
+              <w:t xml:space="preserve"> |</w:t>
+            </w:r>
+            <w:proofErr w:type="gramEnd"/>
+            <w:r>
+              <w:rPr>
+                <w:rFonts w:cs="Times New Roman"/>
+                <w:sz w:val="28"/>
+                <w:szCs w:val="28"/>
+                <w:lang w:val="en-US"/>
+              </w:rPr>
+              <w:t xml:space="preserve">  S</w:t>
             </w:r>
           </w:p>
         </w:tc>
@@ -1819,6 +1854,7 @@
         <w:tc>
           <w:tcPr>
             <w:tcW w:w="4422" w:type="dxa"/>
+            <w:gridSpan w:val="2"/>
             <w:vAlign w:val="center"/>
           </w:tcPr>
           <w:p>
@@ -1857,6 +1893,7 @@
         <w:tc>
           <w:tcPr>
             <w:tcW w:w="2438" w:type="dxa"/>
+            <w:gridSpan w:val="2"/>
             <w:vAlign w:val="center"/>
           </w:tcPr>
           <w:p>
@@ -1882,7 +1919,7 @@
         <w:tc>
           <w:tcPr>
             <w:tcW w:w="7371" w:type="dxa"/>
-            <w:gridSpan w:val="2"/>
+            <w:gridSpan w:val="3"/>
             <w:vAlign w:val="center"/>
           </w:tcPr>
           <w:p>
@@ -1929,6 +1966,7 @@
         <w:tc>
           <w:tcPr>
             <w:tcW w:w="2438" w:type="dxa"/>
+            <w:gridSpan w:val="2"/>
             <w:vAlign w:val="center"/>
           </w:tcPr>
           <w:p>
@@ -1954,7 +1992,7 @@
         <w:tc>
           <w:tcPr>
             <w:tcW w:w="7371" w:type="dxa"/>
-            <w:gridSpan w:val="2"/>
+            <w:gridSpan w:val="3"/>
             <w:vAlign w:val="center"/>
           </w:tcPr>
           <w:p>
@@ -2007,6 +2045,7 @@
         <w:tc>
           <w:tcPr>
             <w:tcW w:w="2438" w:type="dxa"/>
+            <w:gridSpan w:val="2"/>
             <w:vAlign w:val="center"/>
           </w:tcPr>
           <w:p>
@@ -2032,7 +2071,7 @@
         <w:tc>
           <w:tcPr>
             <w:tcW w:w="7371" w:type="dxa"/>
-            <w:gridSpan w:val="2"/>
+            <w:gridSpan w:val="3"/>
             <w:vAlign w:val="center"/>
           </w:tcPr>
           <w:p>
@@ -2076,7 +2115,21 @@
               <w:rPr>
                 <w:szCs w:val="24"/>
               </w:rPr>
-              <w:t xml:space="preserve"> (автоматич. н</w:t>
+              <w:t xml:space="preserve"> (</w:t>
+            </w:r>
+            <w:proofErr w:type="spellStart"/>
+            <w:r>
+              <w:rPr>
+                <w:szCs w:val="24"/>
+              </w:rPr>
+              <w:t>автоматич</w:t>
+            </w:r>
+            <w:proofErr w:type="spellEnd"/>
+            <w:r>
+              <w:rPr>
+                <w:szCs w:val="24"/>
+              </w:rPr>
+              <w:t>. н</w:t>
             </w:r>
             <w:r>
               <w:rPr>
@@ -2097,6 +2150,7 @@
         <w:tc>
           <w:tcPr>
             <w:tcW w:w="2438" w:type="dxa"/>
+            <w:gridSpan w:val="2"/>
             <w:vAlign w:val="center"/>
           </w:tcPr>
           <w:p>
@@ -2122,7 +2176,7 @@
         <w:tc>
           <w:tcPr>
             <w:tcW w:w="7371" w:type="dxa"/>
-            <w:gridSpan w:val="2"/>
+            <w:gridSpan w:val="3"/>
             <w:vAlign w:val="center"/>
           </w:tcPr>
           <w:p>
@@ -2193,6 +2247,7 @@
         <w:tc>
           <w:tcPr>
             <w:tcW w:w="2438" w:type="dxa"/>
+            <w:gridSpan w:val="2"/>
             <w:vAlign w:val="center"/>
           </w:tcPr>
           <w:p>
@@ -2226,7 +2281,7 @@
         <w:tc>
           <w:tcPr>
             <w:tcW w:w="7371" w:type="dxa"/>
-            <w:gridSpan w:val="2"/>
+            <w:gridSpan w:val="3"/>
             <w:vAlign w:val="center"/>
           </w:tcPr>
           <w:p>
@@ -2255,6 +2310,7 @@
         <w:tc>
           <w:tcPr>
             <w:tcW w:w="2438" w:type="dxa"/>
+            <w:gridSpan w:val="2"/>
             <w:vAlign w:val="center"/>
           </w:tcPr>
           <w:p>
@@ -2288,7 +2344,7 @@
         <w:tc>
           <w:tcPr>
             <w:tcW w:w="7371" w:type="dxa"/>
-            <w:gridSpan w:val="2"/>
+            <w:gridSpan w:val="3"/>
             <w:vAlign w:val="center"/>
           </w:tcPr>
           <w:p>
@@ -2323,6 +2379,7 @@
         <w:tc>
           <w:tcPr>
             <w:tcW w:w="2438" w:type="dxa"/>
+            <w:gridSpan w:val="2"/>
             <w:vAlign w:val="center"/>
           </w:tcPr>
           <w:p>
@@ -2349,7 +2406,7 @@
         <w:tc>
           <w:tcPr>
             <w:tcW w:w="7371" w:type="dxa"/>
-            <w:gridSpan w:val="2"/>
+            <w:gridSpan w:val="3"/>
             <w:vAlign w:val="center"/>
           </w:tcPr>
           <w:p>
@@ -2373,6 +2430,7 @@
         <w:tc>
           <w:tcPr>
             <w:tcW w:w="2438" w:type="dxa"/>
+            <w:gridSpan w:val="2"/>
             <w:vAlign w:val="center"/>
           </w:tcPr>
           <w:p>
@@ -2392,7 +2450,17 @@
                 <w:szCs w:val="28"/>
                 <w:lang w:val="en-US"/>
               </w:rPr>
-              <w:t>&gt; (ю)</w:t>
+              <w:t>&gt; (</w:t>
+            </w:r>
+            <w:proofErr w:type="gramStart"/>
+            <w:r>
+              <w:rPr>
+                <w:rFonts w:cs="Times New Roman"/>
+                <w:sz w:val="28"/>
+                <w:szCs w:val="28"/>
+                <w:lang w:val="en-US"/>
+              </w:rPr>
+              <w:t>ю)</w:t>
             </w:r>
             <w:r>
               <w:rPr>
@@ -2412,6 +2480,7 @@
               </w:rPr>
               <w:t xml:space="preserve"> |</w:t>
             </w:r>
+            <w:proofErr w:type="gramEnd"/>
             <w:r>
               <w:rPr>
                 <w:rFonts w:cs="Times New Roman"/>
@@ -2435,7 +2504,7 @@
         <w:tc>
           <w:tcPr>
             <w:tcW w:w="7371" w:type="dxa"/>
-            <w:gridSpan w:val="2"/>
+            <w:gridSpan w:val="3"/>
             <w:vAlign w:val="center"/>
           </w:tcPr>
           <w:p>
@@ -2487,6 +2556,7 @@
         <w:tc>
           <w:tcPr>
             <w:tcW w:w="2438" w:type="dxa"/>
+            <w:gridSpan w:val="2"/>
             <w:vAlign w:val="center"/>
           </w:tcPr>
           <w:p>
@@ -2513,7 +2583,7 @@
         <w:tc>
           <w:tcPr>
             <w:tcW w:w="7371" w:type="dxa"/>
-            <w:gridSpan w:val="2"/>
+            <w:gridSpan w:val="3"/>
             <w:vAlign w:val="center"/>
           </w:tcPr>
           <w:p>
@@ -2558,6 +2628,7 @@
         <w:tc>
           <w:tcPr>
             <w:tcW w:w="2438" w:type="dxa"/>
+            <w:gridSpan w:val="2"/>
             <w:vAlign w:val="center"/>
           </w:tcPr>
           <w:p>
@@ -2591,7 +2662,7 @@
         <w:tc>
           <w:tcPr>
             <w:tcW w:w="7371" w:type="dxa"/>
-            <w:gridSpan w:val="2"/>
+            <w:gridSpan w:val="3"/>
             <w:vAlign w:val="center"/>
           </w:tcPr>
           <w:p>
@@ -2629,6 +2700,7 @@
         <w:tc>
           <w:tcPr>
             <w:tcW w:w="2438" w:type="dxa"/>
+            <w:gridSpan w:val="2"/>
             <w:vAlign w:val="center"/>
           </w:tcPr>
           <w:p>
@@ -2655,7 +2727,7 @@
         <w:tc>
           <w:tcPr>
             <w:tcW w:w="7371" w:type="dxa"/>
-            <w:gridSpan w:val="2"/>
+            <w:gridSpan w:val="3"/>
             <w:vAlign w:val="center"/>
           </w:tcPr>
           <w:p>
@@ -2693,6 +2765,7 @@
         <w:tc>
           <w:tcPr>
             <w:tcW w:w="2438" w:type="dxa"/>
+            <w:gridSpan w:val="2"/>
             <w:vAlign w:val="center"/>
           </w:tcPr>
           <w:p>
@@ -2719,7 +2792,7 @@
         <w:tc>
           <w:tcPr>
             <w:tcW w:w="7371" w:type="dxa"/>
-            <w:gridSpan w:val="2"/>
+            <w:gridSpan w:val="3"/>
             <w:vAlign w:val="center"/>
           </w:tcPr>
           <w:p>
@@ -2757,6 +2830,7 @@
         <w:tc>
           <w:tcPr>
             <w:tcW w:w="2438" w:type="dxa"/>
+            <w:gridSpan w:val="2"/>
             <w:vAlign w:val="center"/>
           </w:tcPr>
           <w:p>
@@ -2783,7 +2857,7 @@
         <w:tc>
           <w:tcPr>
             <w:tcW w:w="7371" w:type="dxa"/>
-            <w:gridSpan w:val="2"/>
+            <w:gridSpan w:val="3"/>
             <w:vAlign w:val="center"/>
           </w:tcPr>
           <w:p>
@@ -2807,6 +2881,7 @@
         <w:tc>
           <w:tcPr>
             <w:tcW w:w="2438" w:type="dxa"/>
+            <w:gridSpan w:val="2"/>
             <w:vAlign w:val="center"/>
           </w:tcPr>
           <w:p>
@@ -2833,53 +2908,203 @@
         <w:tc>
           <w:tcPr>
             <w:tcW w:w="7371" w:type="dxa"/>
+            <w:gridSpan w:val="3"/>
+            <w:vAlign w:val="center"/>
+          </w:tcPr>
+          <w:p>
+            <w:pPr>
+              <w:rPr>
+                <w:rFonts w:cs="Times New Roman"/>
+                <w:szCs w:val="24"/>
+              </w:rPr>
+            </w:pPr>
+            <w:r>
+              <w:rPr>
+                <w:rFonts w:cs="Times New Roman"/>
+                <w:szCs w:val="24"/>
+              </w:rPr>
+              <w:t>Рукоятка бдительности РБ</w:t>
+            </w:r>
+          </w:p>
+        </w:tc>
+      </w:tr>
+      <w:tr>
+        <w:tc>
+          <w:tcPr>
+            <w:tcW w:w="2438" w:type="dxa"/>
             <w:gridSpan w:val="2"/>
             <w:vAlign w:val="center"/>
           </w:tcPr>
           <w:p>
             <w:pPr>
-              <w:rPr>
-                <w:rFonts w:cs="Times New Roman"/>
-                <w:szCs w:val="24"/>
-              </w:rPr>
-            </w:pPr>
-            <w:r>
-              <w:rPr>
-                <w:rFonts w:cs="Times New Roman"/>
-                <w:szCs w:val="24"/>
-              </w:rPr>
-              <w:t>Рукоятка бдительности РБ</w:t>
+              <w:jc w:val="center"/>
+              <w:rPr>
+                <w:rFonts w:cs="Times New Roman"/>
+                <w:sz w:val="28"/>
+                <w:szCs w:val="28"/>
+                <w:lang w:val="en-US"/>
+              </w:rPr>
+            </w:pPr>
+            <w:r>
+              <w:rPr>
+                <w:rFonts w:cs="Times New Roman"/>
+                <w:sz w:val="28"/>
+                <w:szCs w:val="28"/>
+                <w:lang w:val="en-US"/>
+              </w:rPr>
+              <w:t>Alt + R</w:t>
+            </w:r>
+          </w:p>
+        </w:tc>
+        <w:tc>
+          <w:tcPr>
+            <w:tcW w:w="7371" w:type="dxa"/>
+            <w:gridSpan w:val="3"/>
+            <w:vAlign w:val="center"/>
+          </w:tcPr>
+          <w:p>
+            <w:pPr>
+              <w:rPr>
+                <w:rFonts w:cs="Times New Roman"/>
+                <w:szCs w:val="24"/>
+              </w:rPr>
+            </w:pPr>
+            <w:r>
+              <w:rPr>
+                <w:rFonts w:cs="Times New Roman"/>
+                <w:szCs w:val="24"/>
+              </w:rPr>
+              <w:t>Автоматический запуск электровоза</w:t>
             </w:r>
           </w:p>
         </w:tc>
       </w:tr>
-    </w:tbl>
-    <w:p/>
-    <w:p/>
-    <w:p/>
-    <w:tbl>
-      <w:tblPr>
-        <w:tblStyle w:val="a3"/>
-        <w:tblW w:w="9809" w:type="dxa"/>
-        <w:tblInd w:w="-147" w:type="dxa"/>
-        <w:tblCellMar>
-          <w:top w:w="23" w:type="dxa"/>
-          <w:left w:w="57" w:type="dxa"/>
-          <w:bottom w:w="23" w:type="dxa"/>
-          <w:right w:w="57" w:type="dxa"/>
-        </w:tblCellMar>
-        <w:tblLook w:val="04A0" w:firstRow="1" w:lastRow="0" w:firstColumn="1" w:lastColumn="0" w:noHBand="0" w:noVBand="1"/>
-      </w:tblPr>
-      <w:tblGrid>
-        <w:gridCol w:w="2412"/>
-        <w:gridCol w:w="3826"/>
-        <w:gridCol w:w="3571"/>
-      </w:tblGrid>
       <w:tr>
         <w:tc>
           <w:tcPr>
+            <w:tcW w:w="2438" w:type="dxa"/>
+            <w:gridSpan w:val="2"/>
+            <w:vAlign w:val="center"/>
+          </w:tcPr>
+          <w:p>
+            <w:pPr>
+              <w:jc w:val="center"/>
+              <w:rPr>
+                <w:rFonts w:cs="Times New Roman"/>
+                <w:sz w:val="28"/>
+                <w:szCs w:val="28"/>
+                <w:lang w:val="en-US"/>
+              </w:rPr>
+            </w:pPr>
+            <w:r>
+              <w:rPr>
+                <w:rFonts w:cs="Times New Roman"/>
+                <w:sz w:val="28"/>
+                <w:szCs w:val="28"/>
+                <w:lang w:val="en-US"/>
+              </w:rPr>
+              <w:t>Alt + F</w:t>
+            </w:r>
+          </w:p>
+        </w:tc>
+        <w:tc>
+          <w:tcPr>
+            <w:tcW w:w="7371" w:type="dxa"/>
+            <w:gridSpan w:val="3"/>
+            <w:vAlign w:val="center"/>
+          </w:tcPr>
+          <w:p>
+            <w:pPr>
+              <w:rPr>
+                <w:rFonts w:cs="Times New Roman"/>
+                <w:szCs w:val="24"/>
+              </w:rPr>
+            </w:pPr>
+            <w:r>
+              <w:rPr>
+                <w:rFonts w:cs="Times New Roman"/>
+                <w:szCs w:val="24"/>
+              </w:rPr>
+              <w:t>Включение/выключение автоведения</w:t>
+            </w:r>
+          </w:p>
+        </w:tc>
+      </w:tr>
+      <w:tr>
+        <w:tc>
+          <w:tcPr>
+            <w:tcW w:w="2438" w:type="dxa"/>
+            <w:gridSpan w:val="2"/>
+            <w:vAlign w:val="center"/>
+          </w:tcPr>
+          <w:p>
+            <w:pPr>
+              <w:jc w:val="center"/>
+              <w:rPr>
+                <w:rFonts w:cs="Times New Roman"/>
+                <w:sz w:val="28"/>
+                <w:szCs w:val="28"/>
+                <w:lang w:val="en-US"/>
+              </w:rPr>
+            </w:pPr>
+            <w:r>
+              <w:rPr>
+                <w:rFonts w:cs="Times New Roman"/>
+                <w:sz w:val="28"/>
+                <w:szCs w:val="28"/>
+                <w:lang w:val="en-US"/>
+              </w:rPr>
+              <w:lastRenderedPageBreak/>
+              <w:t>Shift</w:t>
+            </w:r>
+            <w:r>
+              <w:rPr>
+                <w:rFonts w:cs="Times New Roman"/>
+                <w:sz w:val="28"/>
+                <w:szCs w:val="28"/>
+                <w:lang w:val="en-US"/>
+              </w:rPr>
+              <w:t xml:space="preserve"> + ~</w:t>
+            </w:r>
+            <w:r>
+              <w:rPr>
+                <w:rFonts w:cs="Times New Roman"/>
+                <w:sz w:val="28"/>
+                <w:szCs w:val="28"/>
+                <w:lang w:val="en-US"/>
+              </w:rPr>
+              <w:t xml:space="preserve"> | Ctrl + ~</w:t>
+            </w:r>
+          </w:p>
+        </w:tc>
+        <w:tc>
+          <w:tcPr>
+            <w:tcW w:w="7371" w:type="dxa"/>
+            <w:gridSpan w:val="3"/>
+            <w:vAlign w:val="center"/>
+          </w:tcPr>
+          <w:p>
+            <w:pPr>
+              <w:rPr>
+                <w:rFonts w:cs="Times New Roman"/>
+                <w:szCs w:val="24"/>
+              </w:rPr>
+            </w:pPr>
+            <w:r>
+              <w:rPr>
+                <w:rFonts w:cs="Times New Roman"/>
+                <w:szCs w:val="24"/>
+              </w:rPr>
+              <w:t>Включение/выключение маневрового режима</w:t>
+            </w:r>
+          </w:p>
+        </w:tc>
+      </w:tr>
+      <w:tr>
+        <w:tc>
+          <w:tcPr>
             <w:tcW w:w="9809" w:type="dxa"/>
-            <w:gridSpan w:val="3"/>
+            <w:gridSpan w:val="5"/>
             <w:vAlign w:val="center"/>
           </w:tcPr>
           <w:p>
@@ -2949,6 +3174,7 @@
               </w:rPr>
               <w:t xml:space="preserve"> </w:t>
             </w:r>
+            <w:proofErr w:type="spellStart"/>
             <w:r>
               <w:rPr>
                 <w:rFonts w:cs="Times New Roman"/>
@@ -2957,12 +3183,13 @@
               </w:rPr>
               <w:t>Backspace</w:t>
             </w:r>
+            <w:proofErr w:type="spellEnd"/>
           </w:p>
         </w:tc>
         <w:tc>
           <w:tcPr>
             <w:tcW w:w="7397" w:type="dxa"/>
-            <w:gridSpan w:val="2"/>
+            <w:gridSpan w:val="4"/>
           </w:tcPr>
           <w:p>
             <w:pPr>
@@ -2994,7 +3221,7 @@
         <w:tc>
           <w:tcPr>
             <w:tcW w:w="9809" w:type="dxa"/>
-            <w:gridSpan w:val="3"/>
+            <w:gridSpan w:val="5"/>
           </w:tcPr>
           <w:p>
             <w:pPr>
@@ -3009,7 +3236,23 @@
                 <w:rFonts w:cs="Times New Roman"/>
                 <w:szCs w:val="24"/>
               </w:rPr>
-              <w:t>Комбинированный кран усл. № 114</w:t>
+              <w:t xml:space="preserve">Комбинированный кран </w:t>
+            </w:r>
+            <w:proofErr w:type="spellStart"/>
+            <w:r>
+              <w:rPr>
+                <w:rFonts w:cs="Times New Roman"/>
+                <w:szCs w:val="24"/>
+              </w:rPr>
+              <w:t>усл</w:t>
+            </w:r>
+            <w:proofErr w:type="spellEnd"/>
+            <w:r>
+              <w:rPr>
+                <w:rFonts w:cs="Times New Roman"/>
+                <w:szCs w:val="24"/>
+              </w:rPr>
+              <w:t>. № 114</w:t>
             </w:r>
           </w:p>
         </w:tc>
@@ -3051,7 +3294,7 @@
         <w:tc>
           <w:tcPr>
             <w:tcW w:w="7397" w:type="dxa"/>
-            <w:gridSpan w:val="2"/>
+            <w:gridSpan w:val="4"/>
             <w:vAlign w:val="center"/>
           </w:tcPr>
           <w:p>
@@ -3090,7 +3333,7 @@
         <w:tc>
           <w:tcPr>
             <w:tcW w:w="9809" w:type="dxa"/>
-            <w:gridSpan w:val="3"/>
+            <w:gridSpan w:val="5"/>
             <w:vAlign w:val="center"/>
           </w:tcPr>
           <w:p>
@@ -3106,7 +3349,23 @@
                 <w:rFonts w:cs="Times New Roman"/>
                 <w:szCs w:val="24"/>
               </w:rPr>
-              <w:t>Кран машиниста усл. № 395</w:t>
+              <w:t xml:space="preserve">Кран машиниста </w:t>
+            </w:r>
+            <w:proofErr w:type="spellStart"/>
+            <w:r>
+              <w:rPr>
+                <w:rFonts w:cs="Times New Roman"/>
+                <w:szCs w:val="24"/>
+              </w:rPr>
+              <w:t>усл</w:t>
+            </w:r>
+            <w:proofErr w:type="spellEnd"/>
+            <w:r>
+              <w:rPr>
+                <w:rFonts w:cs="Times New Roman"/>
+                <w:szCs w:val="24"/>
+              </w:rPr>
+              <w:t>. № 395</w:t>
             </w:r>
           </w:p>
         </w:tc>
@@ -3127,6 +3386,7 @@
                 <w:lang w:val="en-US"/>
               </w:rPr>
             </w:pPr>
+            <w:proofErr w:type="gramStart"/>
             <w:r>
               <w:rPr>
                 <w:rFonts w:cs="Times New Roman"/>
@@ -3136,6 +3396,7 @@
               </w:rPr>
               <w:t>‘ (</w:t>
             </w:r>
+            <w:proofErr w:type="gramEnd"/>
             <w:r>
               <w:rPr>
                 <w:rFonts w:cs="Times New Roman"/>
@@ -3176,6 +3437,7 @@
         <w:tc>
           <w:tcPr>
             <w:tcW w:w="3826" w:type="dxa"/>
+            <w:gridSpan w:val="3"/>
             <w:vAlign w:val="center"/>
           </w:tcPr>
           <w:p>
@@ -3262,6 +3524,7 @@
         <w:tc>
           <w:tcPr>
             <w:tcW w:w="3826" w:type="dxa"/>
+            <w:gridSpan w:val="3"/>
             <w:vAlign w:val="center"/>
           </w:tcPr>
           <w:p>
@@ -3346,6 +3609,7 @@
         <w:tc>
           <w:tcPr>
             <w:tcW w:w="3826" w:type="dxa"/>
+            <w:gridSpan w:val="3"/>
             <w:vAlign w:val="center"/>
           </w:tcPr>
           <w:p>
@@ -3416,6 +3680,7 @@
         <w:tc>
           <w:tcPr>
             <w:tcW w:w="3826" w:type="dxa"/>
+            <w:gridSpan w:val="3"/>
             <w:vAlign w:val="center"/>
           </w:tcPr>
           <w:p>
@@ -3446,12 +3711,21 @@
                 <w:szCs w:val="24"/>
               </w:rPr>
             </w:pPr>
-            <w:r>
-              <w:rPr>
-                <w:rFonts w:cs="Times New Roman"/>
-                <w:szCs w:val="24"/>
-              </w:rPr>
-              <w:t>Перекрыша без питания утечек</w:t>
+            <w:proofErr w:type="spellStart"/>
+            <w:r>
+              <w:rPr>
+                <w:rFonts w:cs="Times New Roman"/>
+                <w:szCs w:val="24"/>
+              </w:rPr>
+              <w:t>Перекрыша</w:t>
+            </w:r>
+            <w:proofErr w:type="spellEnd"/>
+            <w:r>
+              <w:rPr>
+                <w:rFonts w:cs="Times New Roman"/>
+                <w:szCs w:val="24"/>
+              </w:rPr>
+              <w:t xml:space="preserve"> без питания утечек</w:t>
             </w:r>
           </w:p>
         </w:tc>
@@ -3486,6 +3760,7 @@
         <w:tc>
           <w:tcPr>
             <w:tcW w:w="3826" w:type="dxa"/>
+            <w:gridSpan w:val="3"/>
             <w:vAlign w:val="center"/>
           </w:tcPr>
           <w:p>
@@ -3516,12 +3791,21 @@
                 <w:szCs w:val="24"/>
               </w:rPr>
             </w:pPr>
-            <w:r>
-              <w:rPr>
-                <w:rFonts w:cs="Times New Roman"/>
-                <w:szCs w:val="24"/>
-              </w:rPr>
-              <w:t xml:space="preserve">Перкрыша с питанием утечек </w:t>
+            <w:proofErr w:type="spellStart"/>
+            <w:r>
+              <w:rPr>
+                <w:rFonts w:cs="Times New Roman"/>
+                <w:szCs w:val="24"/>
+              </w:rPr>
+              <w:t>Перкрыша</w:t>
+            </w:r>
+            <w:proofErr w:type="spellEnd"/>
+            <w:r>
+              <w:rPr>
+                <w:rFonts w:cs="Times New Roman"/>
+                <w:szCs w:val="24"/>
+              </w:rPr>
+              <w:t xml:space="preserve"> с питанием утечек </w:t>
             </w:r>
           </w:p>
         </w:tc>
@@ -3556,22 +3840,32 @@
         <w:tc>
           <w:tcPr>
             <w:tcW w:w="3826" w:type="dxa"/>
-            <w:vAlign w:val="center"/>
-          </w:tcPr>
-          <w:p>
-            <w:pPr>
-              <w:rPr>
-                <w:rFonts w:cs="Times New Roman"/>
-                <w:szCs w:val="24"/>
-              </w:rPr>
-            </w:pPr>
-            <w:r>
-              <w:rPr>
-                <w:rFonts w:cs="Times New Roman"/>
-                <w:szCs w:val="24"/>
-              </w:rPr>
-              <w:t>Положение Va</w:t>
-            </w:r>
+            <w:gridSpan w:val="3"/>
+            <w:vAlign w:val="center"/>
+          </w:tcPr>
+          <w:p>
+            <w:pPr>
+              <w:rPr>
+                <w:rFonts w:cs="Times New Roman"/>
+                <w:szCs w:val="24"/>
+              </w:rPr>
+            </w:pPr>
+            <w:r>
+              <w:rPr>
+                <w:rFonts w:cs="Times New Roman"/>
+                <w:szCs w:val="24"/>
+              </w:rPr>
+              <w:t xml:space="preserve">Положение </w:t>
+            </w:r>
+            <w:proofErr w:type="spellStart"/>
+            <w:r>
+              <w:rPr>
+                <w:rFonts w:cs="Times New Roman"/>
+                <w:szCs w:val="24"/>
+              </w:rPr>
+              <w:t>Va</w:t>
+            </w:r>
+            <w:proofErr w:type="spellEnd"/>
           </w:p>
         </w:tc>
         <w:tc>
@@ -3627,6 +3921,7 @@
         <w:tc>
           <w:tcPr>
             <w:tcW w:w="3826" w:type="dxa"/>
+            <w:gridSpan w:val="3"/>
             <w:vAlign w:val="center"/>
           </w:tcPr>
           <w:p>
@@ -3697,6 +3992,7 @@
         <w:tc>
           <w:tcPr>
             <w:tcW w:w="3826" w:type="dxa"/>
+            <w:gridSpan w:val="3"/>
             <w:vAlign w:val="center"/>
           </w:tcPr>
           <w:p>
@@ -3741,7 +4037,7 @@
         <w:tc>
           <w:tcPr>
             <w:tcW w:w="9809" w:type="dxa"/>
-            <w:gridSpan w:val="3"/>
+            <w:gridSpan w:val="5"/>
             <w:vAlign w:val="center"/>
           </w:tcPr>
           <w:p>
@@ -3758,7 +4054,23 @@
                 <w:rFonts w:cs="Times New Roman"/>
                 <w:szCs w:val="24"/>
               </w:rPr>
-              <w:t>Кран вспомогательного тормоза усл. №</w:t>
+              <w:t xml:space="preserve">Кран вспомогательного тормоза </w:t>
+            </w:r>
+            <w:proofErr w:type="spellStart"/>
+            <w:r>
+              <w:rPr>
+                <w:rFonts w:cs="Times New Roman"/>
+                <w:szCs w:val="24"/>
+              </w:rPr>
+              <w:t>усл</w:t>
+            </w:r>
+            <w:proofErr w:type="spellEnd"/>
+            <w:r>
+              <w:rPr>
+                <w:rFonts w:cs="Times New Roman"/>
+                <w:szCs w:val="24"/>
+              </w:rPr>
+              <w:t>. №</w:t>
             </w:r>
             <w:r>
               <w:rPr>
@@ -3802,6 +4114,7 @@
               </w:rPr>
               <w:t>] (</w:t>
             </w:r>
+            <w:proofErr w:type="gramStart"/>
             <w:r>
               <w:rPr>
                 <w:rFonts w:cs="Times New Roman"/>
@@ -3843,7 +4156,17 @@
                 <w:szCs w:val="28"/>
                 <w:lang w:val="en-US"/>
               </w:rPr>
-              <w:t xml:space="preserve">|  </w:t>
+              <w:t>|</w:t>
+            </w:r>
+            <w:proofErr w:type="gramEnd"/>
+            <w:r>
+              <w:rPr>
+                <w:rFonts w:cs="Times New Roman"/>
+                <w:sz w:val="28"/>
+                <w:szCs w:val="28"/>
+                <w:lang w:val="en-US"/>
+              </w:rPr>
+              <w:t xml:space="preserve">  </w:t>
             </w:r>
             <w:r>
               <w:rPr>
@@ -3859,6 +4182,7 @@
         <w:tc>
           <w:tcPr>
             <w:tcW w:w="3826" w:type="dxa"/>
+            <w:gridSpan w:val="3"/>
             <w:vAlign w:val="center"/>
           </w:tcPr>
           <w:p>
@@ -3953,6 +4277,7 @@
         <w:tc>
           <w:tcPr>
             <w:tcW w:w="3826" w:type="dxa"/>
+            <w:gridSpan w:val="3"/>
             <w:vAlign w:val="center"/>
           </w:tcPr>
           <w:p>
@@ -4023,6 +4348,7 @@
         <w:tc>
           <w:tcPr>
             <w:tcW w:w="3826" w:type="dxa"/>
+            <w:gridSpan w:val="3"/>
             <w:vAlign w:val="center"/>
           </w:tcPr>
           <w:p>
@@ -4100,6 +4426,7 @@
         <w:tc>
           <w:tcPr>
             <w:tcW w:w="3826" w:type="dxa"/>
+            <w:gridSpan w:val="3"/>
             <w:vAlign w:val="center"/>
           </w:tcPr>
           <w:p>
@@ -4192,6 +4519,7 @@
         <w:tc>
           <w:tcPr>
             <w:tcW w:w="3826" w:type="dxa"/>
+            <w:gridSpan w:val="3"/>
             <w:vAlign w:val="center"/>
           </w:tcPr>
           <w:p>
@@ -4284,6 +4612,7 @@
         <w:tc>
           <w:tcPr>
             <w:tcW w:w="3826" w:type="dxa"/>
+            <w:gridSpan w:val="3"/>
             <w:vAlign w:val="center"/>
           </w:tcPr>
           <w:p>
@@ -4358,7 +4687,7 @@
         <w:tc>
           <w:tcPr>
             <w:tcW w:w="9809" w:type="dxa"/>
-            <w:gridSpan w:val="3"/>
+            <w:gridSpan w:val="5"/>
             <w:vAlign w:val="center"/>
           </w:tcPr>
           <w:p>
@@ -4375,7 +4704,23 @@
                 <w:rFonts w:cs="Times New Roman"/>
                 <w:szCs w:val="24"/>
               </w:rPr>
-              <w:t>Электропневматический клапан автостопа усл. № 150</w:t>
+              <w:t xml:space="preserve">Электропневматический клапан автостопа </w:t>
+            </w:r>
+            <w:proofErr w:type="spellStart"/>
+            <w:r>
+              <w:rPr>
+                <w:rFonts w:cs="Times New Roman"/>
+                <w:szCs w:val="24"/>
+              </w:rPr>
+              <w:t>усл</w:t>
+            </w:r>
+            <w:proofErr w:type="spellEnd"/>
+            <w:r>
+              <w:rPr>
+                <w:rFonts w:cs="Times New Roman"/>
+                <w:szCs w:val="24"/>
+              </w:rPr>
+              <w:t>. № 150</w:t>
             </w:r>
           </w:p>
         </w:tc>
@@ -4419,6 +4764,7 @@
         <w:tc>
           <w:tcPr>
             <w:tcW w:w="3826" w:type="dxa"/>
+            <w:gridSpan w:val="3"/>
             <w:vAlign w:val="center"/>
           </w:tcPr>
           <w:p>
@@ -4525,6 +4871,7 @@
         <w:tc>
           <w:tcPr>
             <w:tcW w:w="3826" w:type="dxa"/>
+            <w:gridSpan w:val="3"/>
             <w:vAlign w:val="center"/>
           </w:tcPr>
           <w:p>
@@ -4689,7 +5036,25 @@
           <w:sz w:val="28"/>
           <w:szCs w:val="28"/>
         </w:rPr>
-        <w:t>последовательное соединение (С) – промежуточные № 1..19 и ходовая № 20;</w:t>
+        <w:t xml:space="preserve">последовательное соединение (С) – промежуточные № </w:t>
+      </w:r>
+      <w:proofErr w:type="gramStart"/>
+      <w:r>
+        <w:rPr>
+          <w:rFonts w:cs="Times New Roman"/>
+          <w:sz w:val="28"/>
+          <w:szCs w:val="28"/>
+        </w:rPr>
+        <w:t>1..</w:t>
+      </w:r>
+      <w:proofErr w:type="gramEnd"/>
+      <w:r>
+        <w:rPr>
+          <w:rFonts w:cs="Times New Roman"/>
+          <w:sz w:val="28"/>
+          <w:szCs w:val="28"/>
+        </w:rPr>
+        <w:t>19 и ходовая № 20;</w:t>
       </w:r>
     </w:p>
     <w:p>
@@ -4725,6 +5090,7 @@
         </w:rPr>
         <w:t xml:space="preserve"> промежуточные № </w:t>
       </w:r>
+      <w:proofErr w:type="gramStart"/>
       <w:r>
         <w:rPr>
           <w:rFonts w:cs="Times New Roman"/>
@@ -4741,6 +5107,7 @@
         </w:rPr>
         <w:t>..</w:t>
       </w:r>
+      <w:proofErr w:type="gramEnd"/>
       <w:r>
         <w:rPr>
           <w:rFonts w:cs="Times New Roman"/>
@@ -4834,6 +5201,7 @@
         </w:rPr>
         <w:t xml:space="preserve"> промежуточные № </w:t>
       </w:r>
+      <w:proofErr w:type="gramStart"/>
       <w:r>
         <w:rPr>
           <w:rFonts w:cs="Times New Roman"/>
@@ -4850,6 +5218,7 @@
         </w:rPr>
         <w:t>..</w:t>
       </w:r>
+      <w:proofErr w:type="gramEnd"/>
       <w:r>
         <w:rPr>
           <w:rFonts w:cs="Times New Roman"/>
@@ -4890,7 +5259,25 @@
           <w:sz w:val="28"/>
           <w:szCs w:val="28"/>
         </w:rPr>
-        <w:t>На ходовых позициях в силовых цепях не участвуют пуско-тормозные резисторы, поэтому только на них возможна длительная езда; на этих позициях доступно ослабление возбуждения двигателей для увеличения максимальной скорости.</w:t>
+        <w:t xml:space="preserve">На ходовых позициях в силовых цепях не участвуют </w:t>
+      </w:r>
+      <w:proofErr w:type="spellStart"/>
+      <w:r>
+        <w:rPr>
+          <w:rFonts w:cs="Times New Roman"/>
+          <w:sz w:val="28"/>
+          <w:szCs w:val="28"/>
+        </w:rPr>
+        <w:t>пуско</w:t>
+      </w:r>
+      <w:proofErr w:type="spellEnd"/>
+      <w:r>
+        <w:rPr>
+          <w:rFonts w:cs="Times New Roman"/>
+          <w:sz w:val="28"/>
+          <w:szCs w:val="28"/>
+        </w:rPr>
+        <w:t>-тормозные резисторы, поэтому только на них возможна длительная езда; на этих позициях доступно ослабление возбуждения двигателей для увеличения максимальной скорости.</w:t>
       </w:r>
     </w:p>
     <w:p>
@@ -5577,7 +5964,43 @@
           <w:sz w:val="28"/>
           <w:szCs w:val="28"/>
         </w:rPr>
-        <w:t>Подготовить жалюзи охлаждения пуско-тормозных резисторов: установить переключатель «Вспом.компрессор, жалюзи, п</w:t>
+        <w:t xml:space="preserve">Подготовить жалюзи охлаждения </w:t>
+      </w:r>
+      <w:proofErr w:type="spellStart"/>
+      <w:r>
+        <w:rPr>
+          <w:rFonts w:cs="Times New Roman"/>
+          <w:sz w:val="28"/>
+          <w:szCs w:val="28"/>
+        </w:rPr>
+        <w:t>пуско</w:t>
+      </w:r>
+      <w:proofErr w:type="spellEnd"/>
+      <w:r>
+        <w:rPr>
+          <w:rFonts w:cs="Times New Roman"/>
+          <w:sz w:val="28"/>
+          <w:szCs w:val="28"/>
+        </w:rPr>
+        <w:t>-тормозных резисторов: установить переключатель «</w:t>
+      </w:r>
+      <w:proofErr w:type="spellStart"/>
+      <w:r>
+        <w:rPr>
+          <w:rFonts w:cs="Times New Roman"/>
+          <w:sz w:val="28"/>
+          <w:szCs w:val="28"/>
+        </w:rPr>
+        <w:t>Вспом.компрессор</w:t>
+      </w:r>
+      <w:proofErr w:type="spellEnd"/>
+      <w:r>
+        <w:rPr>
+          <w:rFonts w:cs="Times New Roman"/>
+          <w:sz w:val="28"/>
+          <w:szCs w:val="28"/>
+        </w:rPr>
+        <w:t>, жалюзи, п</w:t>
       </w:r>
       <w:r>
         <w:rPr>
@@ -5863,7 +6286,7 @@
 </file>
 
 <file path=word/numbering.xml><?xml version="1.0" encoding="utf-8"?>
-<w:numbering xmlns:wpc="http://schemas.microsoft.com/office/word/2010/wordprocessingCanvas" xmlns:cx="http://schemas.microsoft.com/office/drawing/2014/chartex" xmlns:cx1="http://schemas.microsoft.com/office/drawing/2015/9/8/chartex" xmlns:cx2="http://schemas.microsoft.com/office/drawing/2015/10/21/chartex" xmlns:cx3="http://schemas.microsoft.com/office/drawing/2016/5/9/chartex" xmlns:cx4="http://schemas.microsoft.com/office/drawing/2016/5/10/chartex" xmlns:cx5="http://schemas.microsoft.com/office/drawing/2016/5/11/chartex" xmlns:cx6="http://schemas.microsoft.com/office/drawing/2016/5/12/chartex" xmlns:cx7="http://schemas.microsoft.com/office/drawing/2016/5/13/chartex" xmlns:cx8="http://schemas.microsoft.com/office/drawing/2016/5/14/chartex" xmlns:mc="http://schemas.openxmlformats.org/markup-compatibility/2006" xmlns:aink="http://schemas.microsoft.com/office/drawing/2016/ink" xmlns:am3d="http://schemas.microsoft.com/office/drawing/2017/model3d" xmlns:o="urn:schemas-microsoft-com:office:office" xmlns:r="http://schemas.openxmlformats.org/officeDocument/2006/relationships" xmlns:m="http://schemas.openxmlformats.org/officeDocument/2006/math" xmlns:v="urn:schemas-microsoft-com:vml" xmlns:wp14="http://schemas.microsoft.com/office/word/2010/wordprocessingDrawing" xmlns:wp="http://schemas.openxmlformats.org/drawingml/2006/wordprocessingDrawing" xmlns:w10="urn:schemas-microsoft-com:office:word" xmlns:w="http://schemas.openxmlformats.org/wordprocessingml/2006/main" xmlns:w14="http://schemas.microsoft.com/office/word/2010/wordml" xmlns:w15="http://schemas.microsoft.com/office/word/2012/wordml" xmlns:w16cex="http://schemas.microsoft.com/office/word/2018/wordml/cex" xmlns:w16cid="http://schemas.microsoft.com/office/word/2016/wordml/cid" xmlns:w16="http://schemas.microsoft.com/office/word/2018/wordml" xmlns:w16sdtdh="http://schemas.microsoft.com/office/word/2020/wordml/sdtdatahash" xmlns:w16se="http://schemas.microsoft.com/office/word/2015/wordml/symex" xmlns:wpg="http://schemas.microsoft.com/office/word/2010/wordprocessingGroup" xmlns:wpi="http://schemas.microsoft.com/office/word/2010/wordprocessingInk" xmlns:wne="http://schemas.microsoft.com/office/word/2006/wordml" xmlns:wps="http://schemas.microsoft.com/office/word/2010/wordprocessingShape" mc:Ignorable="w14 w15 w16se w16cid w16 w16cex w16sdtdh wp14">
+<w:numbering xmlns:wpc="http://schemas.microsoft.com/office/word/2010/wordprocessingCanvas" xmlns:cx="http://schemas.microsoft.com/office/drawing/2014/chartex" xmlns:cx1="http://schemas.microsoft.com/office/drawing/2015/9/8/chartex" xmlns:cx2="http://schemas.microsoft.com/office/drawing/2015/10/21/chartex" xmlns:cx3="http://schemas.microsoft.com/office/drawing/2016/5/9/chartex" xmlns:cx4="http://schemas.microsoft.com/office/drawing/2016/5/10/chartex" xmlns:cx5="http://schemas.microsoft.com/office/drawing/2016/5/11/chartex" xmlns:cx6="http://schemas.microsoft.com/office/drawing/2016/5/12/chartex" xmlns:cx7="http://schemas.microsoft.com/office/drawing/2016/5/13/chartex" xmlns:cx8="http://schemas.microsoft.com/office/drawing/2016/5/14/chartex" xmlns:mc="http://schemas.openxmlformats.org/markup-compatibility/2006" xmlns:aink="http://schemas.microsoft.com/office/drawing/2016/ink" xmlns:am3d="http://schemas.microsoft.com/office/drawing/2017/model3d" xmlns:o="urn:schemas-microsoft-com:office:office" xmlns:oel="http://schemas.microsoft.com/office/2019/extlst" xmlns:r="http://schemas.openxmlformats.org/officeDocument/2006/relationships" xmlns:m="http://schemas.openxmlformats.org/officeDocument/2006/math" xmlns:v="urn:schemas-microsoft-com:vml" xmlns:wp14="http://schemas.microsoft.com/office/word/2010/wordprocessingDrawing" xmlns:wp="http://schemas.openxmlformats.org/drawingml/2006/wordprocessingDrawing" xmlns:w10="urn:schemas-microsoft-com:office:word" xmlns:w="http://schemas.openxmlformats.org/wordprocessingml/2006/main" xmlns:w14="http://schemas.microsoft.com/office/word/2010/wordml" xmlns:w15="http://schemas.microsoft.com/office/word/2012/wordml" xmlns:w16cex="http://schemas.microsoft.com/office/word/2018/wordml/cex" xmlns:w16cid="http://schemas.microsoft.com/office/word/2016/wordml/cid" xmlns:w16="http://schemas.microsoft.com/office/word/2018/wordml" xmlns:w16sdtdh="http://schemas.microsoft.com/office/word/2020/wordml/sdtdatahash" xmlns:w16se="http://schemas.microsoft.com/office/word/2015/wordml/symex" xmlns:wpg="http://schemas.microsoft.com/office/word/2010/wordprocessingGroup" xmlns:wpi="http://schemas.microsoft.com/office/word/2010/wordprocessingInk" xmlns:wne="http://schemas.microsoft.com/office/word/2006/wordml" xmlns:wps="http://schemas.microsoft.com/office/word/2010/wordprocessingShape" mc:Ignorable="w14 w15 w16se w16cid w16 w16cex w16sdtdh wp14">
   <w:abstractNum w:abstractNumId="0" w15:restartNumberingAfterBreak="0">
     <w:nsid w:val="033E0224"/>
     <w:multiLevelType w:val="hybridMultilevel"/>
@@ -6873,37 +7296,37 @@
       </w:pPr>
     </w:lvl>
   </w:abstractNum>
-  <w:num w:numId="1">
+  <w:num w:numId="1" w16cid:durableId="1747457776">
     <w:abstractNumId w:val="4"/>
   </w:num>
-  <w:num w:numId="2">
+  <w:num w:numId="2" w16cid:durableId="84769572">
     <w:abstractNumId w:val="3"/>
   </w:num>
-  <w:num w:numId="3">
+  <w:num w:numId="3" w16cid:durableId="271594845">
     <w:abstractNumId w:val="8"/>
   </w:num>
-  <w:num w:numId="4">
+  <w:num w:numId="4" w16cid:durableId="1518615224">
     <w:abstractNumId w:val="0"/>
   </w:num>
-  <w:num w:numId="5">
+  <w:num w:numId="5" w16cid:durableId="198709187">
     <w:abstractNumId w:val="10"/>
   </w:num>
-  <w:num w:numId="6">
+  <w:num w:numId="6" w16cid:durableId="867990005">
     <w:abstractNumId w:val="6"/>
   </w:num>
-  <w:num w:numId="7">
+  <w:num w:numId="7" w16cid:durableId="412168333">
     <w:abstractNumId w:val="5"/>
   </w:num>
-  <w:num w:numId="8">
+  <w:num w:numId="8" w16cid:durableId="975253907">
     <w:abstractNumId w:val="2"/>
   </w:num>
-  <w:num w:numId="9">
+  <w:num w:numId="9" w16cid:durableId="458913114">
     <w:abstractNumId w:val="7"/>
   </w:num>
-  <w:num w:numId="10">
+  <w:num w:numId="10" w16cid:durableId="1286889262">
     <w:abstractNumId w:val="1"/>
   </w:num>
-  <w:num w:numId="11">
+  <w:num w:numId="11" w16cid:durableId="747924727">
     <w:abstractNumId w:val="9"/>
   </w:num>
 </w:numbering>
